--- a/Курсовой проект/Курсовой проект.docx
+++ b/Курсовой проект/Курсовой проект.docx
@@ -441,7 +441,27 @@
                 <w:sz w:val="22"/>
                 <w:lang w:val="ru-RU" w:eastAsia="ru-RU"/>
               </w:rPr>
-              <w:t>Студенту (ке)</w:t>
+              <w:t>Студенту (</w:t>
+            </w:r>
+            <w:proofErr w:type="spellStart"/>
+            <w:r>
+              <w:rPr>
+                <w:rFonts w:eastAsia="Times New Roman" w:cs="Times New Roman"/>
+                <w:color w:val="000000"/>
+                <w:sz w:val="22"/>
+                <w:lang w:val="ru-RU" w:eastAsia="ru-RU"/>
+              </w:rPr>
+              <w:t>ке</w:t>
+            </w:r>
+            <w:proofErr w:type="spellEnd"/>
+            <w:r>
+              <w:rPr>
+                <w:rFonts w:eastAsia="Times New Roman" w:cs="Times New Roman"/>
+                <w:color w:val="000000"/>
+                <w:sz w:val="22"/>
+                <w:lang w:val="ru-RU" w:eastAsia="ru-RU"/>
+              </w:rPr>
+              <w:t>)</w:t>
             </w:r>
           </w:p>
         </w:tc>
@@ -1069,32 +1089,43 @@
                 <w:lang w:val="ru-RU" w:eastAsia="ru-RU"/>
               </w:rPr>
             </w:pPr>
-            <w:r>
-              <w:rPr>
-                <w:rFonts w:eastAsia="Times New Roman" w:cs="Times New Roman"/>
-                <w:color w:val="000000"/>
-                <w:sz w:val="22"/>
-                <w:lang w:val="ru-RU" w:eastAsia="ru-RU"/>
-              </w:rPr>
-              <w:t xml:space="preserve">«    </w:t>
-            </w:r>
-            <w:r>
-              <w:rPr>
-                <w:rFonts w:eastAsia="Times New Roman" w:cs="Times New Roman"/>
-                <w:color w:val="000000"/>
-                <w:sz w:val="22"/>
-                <w:lang w:val="ru-RU" w:eastAsia="ru-RU"/>
-              </w:rPr>
-              <w:t>9</w:t>
-            </w:r>
-            <w:r>
-              <w:rPr>
-                <w:rFonts w:eastAsia="Times New Roman" w:cs="Times New Roman"/>
-                <w:color w:val="000000"/>
-                <w:sz w:val="22"/>
-                <w:lang w:val="ru-RU" w:eastAsia="ru-RU"/>
-              </w:rPr>
-              <w:t xml:space="preserve">     »       0</w:t>
+            <w:proofErr w:type="gramStart"/>
+            <w:r>
+              <w:rPr>
+                <w:rFonts w:eastAsia="Times New Roman" w:cs="Times New Roman"/>
+                <w:color w:val="000000"/>
+                <w:sz w:val="22"/>
+                <w:lang w:val="ru-RU" w:eastAsia="ru-RU"/>
+              </w:rPr>
+              <w:t xml:space="preserve">«  </w:t>
+            </w:r>
+            <w:proofErr w:type="gramEnd"/>
+            <w:r>
+              <w:rPr>
+                <w:rFonts w:eastAsia="Times New Roman" w:cs="Times New Roman"/>
+                <w:color w:val="000000"/>
+                <w:sz w:val="22"/>
+                <w:lang w:val="ru-RU" w:eastAsia="ru-RU"/>
+              </w:rPr>
+              <w:t xml:space="preserve">  </w:t>
+            </w:r>
+            <w:r>
+              <w:rPr>
+                <w:rFonts w:eastAsia="Times New Roman" w:cs="Times New Roman"/>
+                <w:color w:val="000000"/>
+                <w:sz w:val="22"/>
+                <w:lang w:val="ru-RU" w:eastAsia="ru-RU"/>
+              </w:rPr>
+              <w:t>20</w:t>
+            </w:r>
+            <w:r>
+              <w:rPr>
+                <w:rFonts w:eastAsia="Times New Roman" w:cs="Times New Roman"/>
+                <w:color w:val="000000"/>
+                <w:sz w:val="22"/>
+                <w:lang w:val="ru-RU" w:eastAsia="ru-RU"/>
+              </w:rPr>
+              <w:t xml:space="preserve">    »       0</w:t>
             </w:r>
             <w:r>
               <w:rPr>
@@ -1838,7 +1869,27 @@
                 <w:sz w:val="22"/>
                 <w:lang w:val="ru-RU"/>
               </w:rPr>
-              <w:t>Гамма Э., Хелм Р., Джонсон Р., Влиссидес Дж. Приемы объектно-ориентированного проектирования. Паттерны проектирования. — СПб.: Питер, 2020. — 368 с.</w:t>
+              <w:t xml:space="preserve">Гамма Э., Хелм Р., Джонсон Р., </w:t>
+            </w:r>
+            <w:proofErr w:type="spellStart"/>
+            <w:r>
+              <w:rPr>
+                <w:i/>
+                <w:iCs/>
+                <w:sz w:val="22"/>
+                <w:lang w:val="ru-RU"/>
+              </w:rPr>
+              <w:t>Влиссидес</w:t>
+            </w:r>
+            <w:proofErr w:type="spellEnd"/>
+            <w:r>
+              <w:rPr>
+                <w:i/>
+                <w:iCs/>
+                <w:sz w:val="22"/>
+                <w:lang w:val="ru-RU"/>
+              </w:rPr>
+              <w:t xml:space="preserve"> Дж. Приемы объектно-ориентированного проектирования. Паттерны проектирования. — СПб.: Питер, 2020. — 368 с.</w:t>
             </w:r>
           </w:p>
         </w:tc>
@@ -3350,6 +3401,7 @@
                 <w:lang w:val="ru-RU" w:eastAsia="ru-RU"/>
               </w:rPr>
             </w:pPr>
+            <w:proofErr w:type="gramStart"/>
             <w:r>
               <w:rPr>
                 <w:rFonts w:eastAsia="Times New Roman" w:cs="Times New Roman"/>
@@ -3358,7 +3410,18 @@
                 <w:sz w:val="22"/>
                 <w:lang w:val="ru-RU" w:eastAsia="ru-RU"/>
               </w:rPr>
-              <w:t xml:space="preserve">«    </w:t>
+              <w:t xml:space="preserve">«  </w:t>
+            </w:r>
+            <w:proofErr w:type="gramEnd"/>
+            <w:r>
+              <w:rPr>
+                <w:rFonts w:eastAsia="Times New Roman" w:cs="Times New Roman"/>
+                <w:b/>
+                <w:color w:val="000000"/>
+                <w:sz w:val="22"/>
+                <w:lang w:val="ru-RU" w:eastAsia="ru-RU"/>
+              </w:rPr>
+              <w:t xml:space="preserve">  </w:t>
             </w:r>
             <w:r>
               <w:rPr>
@@ -4580,7 +4643,31 @@
                 <w:szCs w:val="26"/>
                 <w:lang w:val="ru-RU" w:eastAsia="ru-RU"/>
               </w:rPr>
-              <w:t>Студента (ки)</w:t>
+              <w:t>Студента (</w:t>
+            </w:r>
+            <w:proofErr w:type="spellStart"/>
+            <w:r>
+              <w:rPr>
+                <w:rFonts w:eastAsia="Times New Roman" w:cs="Times New Roman"/>
+                <w:bCs/>
+                <w:color w:val="000000"/>
+                <w:sz w:val="26"/>
+                <w:szCs w:val="26"/>
+                <w:lang w:val="ru-RU" w:eastAsia="ru-RU"/>
+              </w:rPr>
+              <w:t>ки</w:t>
+            </w:r>
+            <w:proofErr w:type="spellEnd"/>
+            <w:r>
+              <w:rPr>
+                <w:rFonts w:eastAsia="Times New Roman" w:cs="Times New Roman"/>
+                <w:bCs/>
+                <w:color w:val="000000"/>
+                <w:sz w:val="26"/>
+                <w:szCs w:val="26"/>
+                <w:lang w:val="ru-RU" w:eastAsia="ru-RU"/>
+              </w:rPr>
+              <w:t>)</w:t>
             </w:r>
           </w:p>
         </w:tc>
@@ -6106,7 +6193,33 @@
                 <w:vertAlign w:val="superscript"/>
                 <w:lang w:val="ru-RU" w:eastAsia="ru-RU"/>
               </w:rPr>
-              <w:t>дата, подпись студента (ки)</w:t>
+              <w:t>дата, подпись студента (</w:t>
+            </w:r>
+            <w:proofErr w:type="spellStart"/>
+            <w:r>
+              <w:rPr>
+                <w:rFonts w:eastAsia="Times New Roman" w:cs="Times New Roman"/>
+                <w:bCs/>
+                <w:color w:val="000000"/>
+                <w:sz w:val="24"/>
+                <w:szCs w:val="24"/>
+                <w:vertAlign w:val="superscript"/>
+                <w:lang w:val="ru-RU" w:eastAsia="ru-RU"/>
+              </w:rPr>
+              <w:t>ки</w:t>
+            </w:r>
+            <w:proofErr w:type="spellEnd"/>
+            <w:r>
+              <w:rPr>
+                <w:rFonts w:eastAsia="Times New Roman" w:cs="Times New Roman"/>
+                <w:bCs/>
+                <w:color w:val="000000"/>
+                <w:sz w:val="24"/>
+                <w:szCs w:val="24"/>
+                <w:vertAlign w:val="superscript"/>
+                <w:lang w:val="ru-RU" w:eastAsia="ru-RU"/>
+              </w:rPr>
+              <w:t>)</w:t>
             </w:r>
           </w:p>
         </w:tc>
@@ -10051,7 +10164,25 @@
           <w:szCs w:val="28"/>
           <w:lang w:val="ru-RU" w:eastAsia="x-none"/>
         </w:rPr>
-        <w:t>В современном мире разработка программного обеспечения характеризуется непрерывным ростом сложности систем и требований к их качеству. Сегодня от программиста требуется не просто написать код, который заставит приложение работать, но и обеспечить его долговечность. На первый план выходят такие характеристики, как читаемость, гибкость, легкость в поддержке и масштабируемость. Неграмотно спроектированная архитектура неизбежно приводит к накоплению «технического долга», усложняет командную работу и делает добавление новых функций ресурсозатратным или даже невозможным.</w:t>
+        <w:t xml:space="preserve">В современном мире разработка программного обеспечения характеризуется непрерывным ростом сложности систем и требований к их качеству. Сегодня от программиста требуется не просто написать код, который заставит приложение работать, но и обеспечить его долговечность. На первый план выходят такие характеристики, как читаемость, гибкость, легкость в поддержке и масштабируемость. Неграмотно спроектированная архитектура неизбежно приводит к накоплению «технического долга», усложняет командную работу и делает добавление новых функций </w:t>
+      </w:r>
+      <w:proofErr w:type="spellStart"/>
+      <w:r>
+        <w:rPr>
+          <w:rFonts w:eastAsia="Arial" w:cs="Times New Roman"/>
+          <w:szCs w:val="28"/>
+          <w:lang w:val="ru-RU" w:eastAsia="x-none"/>
+        </w:rPr>
+        <w:t>ресурсозатратным</w:t>
+      </w:r>
+      <w:proofErr w:type="spellEnd"/>
+      <w:r>
+        <w:rPr>
+          <w:rFonts w:eastAsia="Arial" w:cs="Times New Roman"/>
+          <w:szCs w:val="28"/>
+          <w:lang w:val="ru-RU" w:eastAsia="x-none"/>
+        </w:rPr>
+        <w:t xml:space="preserve"> или даже невозможным.</w:t>
       </w:r>
     </w:p>
     <w:p>
@@ -10093,7 +10224,43 @@
           <w:szCs w:val="28"/>
           <w:lang w:val="ru-RU" w:eastAsia="x-none"/>
         </w:rPr>
-        <w:t>Несмотря на широкую известность концепции, на практике программисты (особенно начинающие) часто сталкиваются с трудностями: от полного непонимания того, где уместен тот или иной паттерн, до слепого и избыточного их использования там, где достаточно простых решений (антипаттерн Overengineering). Именно это определяет высокую актуальность выбранной темы: понимание основ и границ применимости шаблонов проектирования является обязательным условием для создания качественного программного продукта.</w:t>
+        <w:t>Несмотря на широкую известность концепции, на практике программисты (особенно начинающие) часто сталкиваются с трудностями: от полного непонимания того, где уместен тот или иной паттерн, до слепого и избыточного их использования там, где достаточно простых решений (</w:t>
+      </w:r>
+      <w:proofErr w:type="spellStart"/>
+      <w:r>
+        <w:rPr>
+          <w:rFonts w:eastAsia="Arial" w:cs="Times New Roman"/>
+          <w:szCs w:val="28"/>
+          <w:lang w:val="ru-RU" w:eastAsia="x-none"/>
+        </w:rPr>
+        <w:t>антипаттерн</w:t>
+      </w:r>
+      <w:proofErr w:type="spellEnd"/>
+      <w:r>
+        <w:rPr>
+          <w:rFonts w:eastAsia="Arial" w:cs="Times New Roman"/>
+          <w:szCs w:val="28"/>
+          <w:lang w:val="ru-RU" w:eastAsia="x-none"/>
+        </w:rPr>
+        <w:t xml:space="preserve"> </w:t>
+      </w:r>
+      <w:proofErr w:type="spellStart"/>
+      <w:r>
+        <w:rPr>
+          <w:rFonts w:eastAsia="Arial" w:cs="Times New Roman"/>
+          <w:szCs w:val="28"/>
+          <w:lang w:val="ru-RU" w:eastAsia="x-none"/>
+        </w:rPr>
+        <w:t>Overengineering</w:t>
+      </w:r>
+      <w:proofErr w:type="spellEnd"/>
+      <w:r>
+        <w:rPr>
+          <w:rFonts w:eastAsia="Arial" w:cs="Times New Roman"/>
+          <w:szCs w:val="28"/>
+          <w:lang w:val="ru-RU" w:eastAsia="x-none"/>
+        </w:rPr>
+        <w:t>). Именно это определяет высокую актуальность выбранной темы: понимание основ и границ применимости шаблонов проектирования является обязательным условием для создания качественного программного продукта.</w:t>
       </w:r>
     </w:p>
     <w:p>
@@ -10368,7 +10535,25 @@
           <w:szCs w:val="28"/>
           <w:lang w:val="ru-RU" w:eastAsia="x-none"/>
         </w:rPr>
-        <w:t>Интересно, что концепция паттернов зародилась не в IT-индустрии, а в классической архитектуре и градостроительстве. В 1977 году архитектор Кристофер Александер опубликовал книгу «Язык шаблонов» (A Pattern Language), в которой описал типичные проблемы проектирования городов и зданий, предложив стандартизированные подходы к их решению — от расположения окон до высоты потолков. Александер заметил, что удачные архитектурные решения имеют общие черты, которые можно формализовать.</w:t>
+        <w:t xml:space="preserve">Интересно, что концепция паттернов зародилась не в IT-индустрии, а в классической архитектуре и градостроительстве. В 1977 году архитектор Кристофер Александер опубликовал книгу «Язык шаблонов» (A </w:t>
+      </w:r>
+      <w:proofErr w:type="spellStart"/>
+      <w:r>
+        <w:rPr>
+          <w:rFonts w:eastAsia="Arial" w:cs="Times New Roman"/>
+          <w:szCs w:val="28"/>
+          <w:lang w:val="ru-RU" w:eastAsia="x-none"/>
+        </w:rPr>
+        <w:t>Pattern</w:t>
+      </w:r>
+      <w:proofErr w:type="spellEnd"/>
+      <w:r>
+        <w:rPr>
+          <w:rFonts w:eastAsia="Arial" w:cs="Times New Roman"/>
+          <w:szCs w:val="28"/>
+          <w:lang w:val="ru-RU" w:eastAsia="x-none"/>
+        </w:rPr>
+        <w:t xml:space="preserve"> Language), в которой описал типичные проблемы проектирования городов и зданий, предложив стандартизированные подходы к их решению — от расположения окон до высоты потолков. Александер заметил, что удачные архитектурные решения имеют общие черты, которые можно формализовать.</w:t>
       </w:r>
     </w:p>
     <w:p>
@@ -10389,7 +10574,151 @@
           <w:szCs w:val="28"/>
           <w:lang w:val="ru-RU" w:eastAsia="x-none"/>
         </w:rPr>
-        <w:t>В конце 1980-х годов инженеры Уорд Каннингем и Кент Бек адаптировали идеи Александера для разработки программного обеспечения, применив их для проектирования пользовательских интерфейсов. Однако настоящий прорыв произошел в 1994 году с выходом фундаментальной книги «Паттерны объектно-ориентированного проектирования» (Design Patterns: Elements of Reusable Object-Oriented Software). Ее авторы — Эрих Гамма, Ричард Хелм, Ральф Джонсон и Джон Влиссидес — вошли в историю программирования как «Банда четырех» (Gang of Four, или сокращенно GoF). В этой книге авторы каталогизировали 23 классических шаблона, которые до сих пор остаются индустриальным стандартом.</w:t>
+        <w:t xml:space="preserve">В конце 1980-х годов инженеры Уорд Каннингем и Кент Бек адаптировали идеи Александера для разработки программного обеспечения, применив их для проектирования пользовательских интерфейсов. Однако настоящий прорыв произошел в 1994 году с выходом фундаментальной книги «Паттерны объектно-ориентированного проектирования» (Design </w:t>
+      </w:r>
+      <w:proofErr w:type="spellStart"/>
+      <w:r>
+        <w:rPr>
+          <w:rFonts w:eastAsia="Arial" w:cs="Times New Roman"/>
+          <w:szCs w:val="28"/>
+          <w:lang w:val="ru-RU" w:eastAsia="x-none"/>
+        </w:rPr>
+        <w:t>Patterns</w:t>
+      </w:r>
+      <w:proofErr w:type="spellEnd"/>
+      <w:r>
+        <w:rPr>
+          <w:rFonts w:eastAsia="Arial" w:cs="Times New Roman"/>
+          <w:szCs w:val="28"/>
+          <w:lang w:val="ru-RU" w:eastAsia="x-none"/>
+        </w:rPr>
+        <w:t xml:space="preserve">: Elements </w:t>
+      </w:r>
+      <w:proofErr w:type="spellStart"/>
+      <w:r>
+        <w:rPr>
+          <w:rFonts w:eastAsia="Arial" w:cs="Times New Roman"/>
+          <w:szCs w:val="28"/>
+          <w:lang w:val="ru-RU" w:eastAsia="x-none"/>
+        </w:rPr>
+        <w:t>of</w:t>
+      </w:r>
+      <w:proofErr w:type="spellEnd"/>
+      <w:r>
+        <w:rPr>
+          <w:rFonts w:eastAsia="Arial" w:cs="Times New Roman"/>
+          <w:szCs w:val="28"/>
+          <w:lang w:val="ru-RU" w:eastAsia="x-none"/>
+        </w:rPr>
+        <w:t xml:space="preserve"> </w:t>
+      </w:r>
+      <w:proofErr w:type="spellStart"/>
+      <w:r>
+        <w:rPr>
+          <w:rFonts w:eastAsia="Arial" w:cs="Times New Roman"/>
+          <w:szCs w:val="28"/>
+          <w:lang w:val="ru-RU" w:eastAsia="x-none"/>
+        </w:rPr>
+        <w:t>Reusable</w:t>
+      </w:r>
+      <w:proofErr w:type="spellEnd"/>
+      <w:r>
+        <w:rPr>
+          <w:rFonts w:eastAsia="Arial" w:cs="Times New Roman"/>
+          <w:szCs w:val="28"/>
+          <w:lang w:val="ru-RU" w:eastAsia="x-none"/>
+        </w:rPr>
+        <w:t xml:space="preserve"> Object-</w:t>
+      </w:r>
+      <w:proofErr w:type="spellStart"/>
+      <w:r>
+        <w:rPr>
+          <w:rFonts w:eastAsia="Arial" w:cs="Times New Roman"/>
+          <w:szCs w:val="28"/>
+          <w:lang w:val="ru-RU" w:eastAsia="x-none"/>
+        </w:rPr>
+        <w:t>Oriented</w:t>
+      </w:r>
+      <w:proofErr w:type="spellEnd"/>
+      <w:r>
+        <w:rPr>
+          <w:rFonts w:eastAsia="Arial" w:cs="Times New Roman"/>
+          <w:szCs w:val="28"/>
+          <w:lang w:val="ru-RU" w:eastAsia="x-none"/>
+        </w:rPr>
+        <w:t xml:space="preserve"> Software). Ее авторы — Эрих Гамма, Ричард Хелм, Ральф Джонсон и Джон </w:t>
+      </w:r>
+      <w:proofErr w:type="spellStart"/>
+      <w:r>
+        <w:rPr>
+          <w:rFonts w:eastAsia="Arial" w:cs="Times New Roman"/>
+          <w:szCs w:val="28"/>
+          <w:lang w:val="ru-RU" w:eastAsia="x-none"/>
+        </w:rPr>
+        <w:t>Влиссидес</w:t>
+      </w:r>
+      <w:proofErr w:type="spellEnd"/>
+      <w:r>
+        <w:rPr>
+          <w:rFonts w:eastAsia="Arial" w:cs="Times New Roman"/>
+          <w:szCs w:val="28"/>
+          <w:lang w:val="ru-RU" w:eastAsia="x-none"/>
+        </w:rPr>
+        <w:t xml:space="preserve"> — вошли в историю программирования как «Банда четырех» (</w:t>
+      </w:r>
+      <w:proofErr w:type="spellStart"/>
+      <w:r>
+        <w:rPr>
+          <w:rFonts w:eastAsia="Arial" w:cs="Times New Roman"/>
+          <w:szCs w:val="28"/>
+          <w:lang w:val="ru-RU" w:eastAsia="x-none"/>
+        </w:rPr>
+        <w:t>Gang</w:t>
+      </w:r>
+      <w:proofErr w:type="spellEnd"/>
+      <w:r>
+        <w:rPr>
+          <w:rFonts w:eastAsia="Arial" w:cs="Times New Roman"/>
+          <w:szCs w:val="28"/>
+          <w:lang w:val="ru-RU" w:eastAsia="x-none"/>
+        </w:rPr>
+        <w:t xml:space="preserve"> </w:t>
+      </w:r>
+      <w:proofErr w:type="spellStart"/>
+      <w:r>
+        <w:rPr>
+          <w:rFonts w:eastAsia="Arial" w:cs="Times New Roman"/>
+          <w:szCs w:val="28"/>
+          <w:lang w:val="ru-RU" w:eastAsia="x-none"/>
+        </w:rPr>
+        <w:t>of</w:t>
+      </w:r>
+      <w:proofErr w:type="spellEnd"/>
+      <w:r>
+        <w:rPr>
+          <w:rFonts w:eastAsia="Arial" w:cs="Times New Roman"/>
+          <w:szCs w:val="28"/>
+          <w:lang w:val="ru-RU" w:eastAsia="x-none"/>
+        </w:rPr>
+        <w:t xml:space="preserve"> Four, или сокращенно </w:t>
+      </w:r>
+      <w:proofErr w:type="spellStart"/>
+      <w:r>
+        <w:rPr>
+          <w:rFonts w:eastAsia="Arial" w:cs="Times New Roman"/>
+          <w:szCs w:val="28"/>
+          <w:lang w:val="ru-RU" w:eastAsia="x-none"/>
+        </w:rPr>
+        <w:t>GoF</w:t>
+      </w:r>
+      <w:proofErr w:type="spellEnd"/>
+      <w:r>
+        <w:rPr>
+          <w:rFonts w:eastAsia="Arial" w:cs="Times New Roman"/>
+          <w:szCs w:val="28"/>
+          <w:lang w:val="ru-RU" w:eastAsia="x-none"/>
+        </w:rPr>
+        <w:t>). В этой книге авторы каталогизировали 23 классических шаблона, которые до сих пор остаются индустриальным стандартом.</w:t>
       </w:r>
     </w:p>
     <w:p>
@@ -10489,7 +10818,79 @@
           <w:szCs w:val="28"/>
           <w:lang w:val="ru-RU" w:eastAsia="x-none"/>
         </w:rPr>
-        <w:t>Принцип единственной ответственности (Single Responsibility Principle): Каждый класс должен иметь лишь одну причину для изменения. Шаблоны, такие как Фасад (Facade) или Заместитель (Proxy), помогают вынести сложную или побочную логику в отдельные классы, разгружая основные компоненты системы.</w:t>
+        <w:t xml:space="preserve">Принцип единственной ответственности (Single </w:t>
+      </w:r>
+      <w:proofErr w:type="spellStart"/>
+      <w:r>
+        <w:rPr>
+          <w:rFonts w:eastAsia="Arial" w:cs="Times New Roman"/>
+          <w:szCs w:val="28"/>
+          <w:lang w:val="ru-RU" w:eastAsia="x-none"/>
+        </w:rPr>
+        <w:t>Responsibility</w:t>
+      </w:r>
+      <w:proofErr w:type="spellEnd"/>
+      <w:r>
+        <w:rPr>
+          <w:rFonts w:eastAsia="Arial" w:cs="Times New Roman"/>
+          <w:szCs w:val="28"/>
+          <w:lang w:val="ru-RU" w:eastAsia="x-none"/>
+        </w:rPr>
+        <w:t xml:space="preserve"> </w:t>
+      </w:r>
+      <w:proofErr w:type="spellStart"/>
+      <w:r>
+        <w:rPr>
+          <w:rFonts w:eastAsia="Arial" w:cs="Times New Roman"/>
+          <w:szCs w:val="28"/>
+          <w:lang w:val="ru-RU" w:eastAsia="x-none"/>
+        </w:rPr>
+        <w:t>Principle</w:t>
+      </w:r>
+      <w:proofErr w:type="spellEnd"/>
+      <w:r>
+        <w:rPr>
+          <w:rFonts w:eastAsia="Arial" w:cs="Times New Roman"/>
+          <w:szCs w:val="28"/>
+          <w:lang w:val="ru-RU" w:eastAsia="x-none"/>
+        </w:rPr>
+        <w:t>): Каждый класс должен иметь лишь одну причину для изменения. Шаблоны, такие как Фасад (</w:t>
+      </w:r>
+      <w:proofErr w:type="spellStart"/>
+      <w:r>
+        <w:rPr>
+          <w:rFonts w:eastAsia="Arial" w:cs="Times New Roman"/>
+          <w:szCs w:val="28"/>
+          <w:lang w:val="ru-RU" w:eastAsia="x-none"/>
+        </w:rPr>
+        <w:t>Facade</w:t>
+      </w:r>
+      <w:proofErr w:type="spellEnd"/>
+      <w:r>
+        <w:rPr>
+          <w:rFonts w:eastAsia="Arial" w:cs="Times New Roman"/>
+          <w:szCs w:val="28"/>
+          <w:lang w:val="ru-RU" w:eastAsia="x-none"/>
+        </w:rPr>
+        <w:t>) или Заместитель (</w:t>
+      </w:r>
+      <w:proofErr w:type="spellStart"/>
+      <w:r>
+        <w:rPr>
+          <w:rFonts w:eastAsia="Arial" w:cs="Times New Roman"/>
+          <w:szCs w:val="28"/>
+          <w:lang w:val="ru-RU" w:eastAsia="x-none"/>
+        </w:rPr>
+        <w:t>Proxy</w:t>
+      </w:r>
+      <w:proofErr w:type="spellEnd"/>
+      <w:r>
+        <w:rPr>
+          <w:rFonts w:eastAsia="Arial" w:cs="Times New Roman"/>
+          <w:szCs w:val="28"/>
+          <w:lang w:val="ru-RU" w:eastAsia="x-none"/>
+        </w:rPr>
+        <w:t>), помогают вынести сложную или побочную логику в отдельные классы, разгружая основные компоненты системы.</w:t>
       </w:r>
     </w:p>
     <w:p>
@@ -10513,7 +10914,43 @@
           <w:szCs w:val="28"/>
           <w:lang w:val="ru-RU" w:eastAsia="x-none"/>
         </w:rPr>
-        <w:t>Принцип открытости/закрытости (Open/Closed Principle): Программные сущности должны быть открыты для расширения, но закрыты для модификации. Это один из главных принципов, который реализуется с помощью паттернов. Например, шаблон Стратегия (Strategy) позволяет добавлять новые алгоритмы поведения в систему, не изменяя существующий код классов.</w:t>
+        <w:t>Принцип открытости/закрытости (Open/</w:t>
+      </w:r>
+      <w:proofErr w:type="spellStart"/>
+      <w:r>
+        <w:rPr>
+          <w:rFonts w:eastAsia="Arial" w:cs="Times New Roman"/>
+          <w:szCs w:val="28"/>
+          <w:lang w:val="ru-RU" w:eastAsia="x-none"/>
+        </w:rPr>
+        <w:t>Closed</w:t>
+      </w:r>
+      <w:proofErr w:type="spellEnd"/>
+      <w:r>
+        <w:rPr>
+          <w:rFonts w:eastAsia="Arial" w:cs="Times New Roman"/>
+          <w:szCs w:val="28"/>
+          <w:lang w:val="ru-RU" w:eastAsia="x-none"/>
+        </w:rPr>
+        <w:t xml:space="preserve"> </w:t>
+      </w:r>
+      <w:proofErr w:type="spellStart"/>
+      <w:r>
+        <w:rPr>
+          <w:rFonts w:eastAsia="Arial" w:cs="Times New Roman"/>
+          <w:szCs w:val="28"/>
+          <w:lang w:val="ru-RU" w:eastAsia="x-none"/>
+        </w:rPr>
+        <w:t>Principle</w:t>
+      </w:r>
+      <w:proofErr w:type="spellEnd"/>
+      <w:r>
+        <w:rPr>
+          <w:rFonts w:eastAsia="Arial" w:cs="Times New Roman"/>
+          <w:szCs w:val="28"/>
+          <w:lang w:val="ru-RU" w:eastAsia="x-none"/>
+        </w:rPr>
+        <w:t>): Программные сущности должны быть открыты для расширения, но закрыты для модификации. Это один из главных принципов, который реализуется с помощью паттернов. Например, шаблон Стратегия (Strategy) позволяет добавлять новые алгоритмы поведения в систему, не изменяя существующий код классов.</w:t>
       </w:r>
     </w:p>
     <w:p>
@@ -10537,7 +10974,79 @@
           <w:szCs w:val="28"/>
           <w:lang w:val="ru-RU" w:eastAsia="x-none"/>
         </w:rPr>
-        <w:t>Принцип подстановки Барбары Лисков (Liskov Substitution Principle): Объекты в программе должны быть заменяемыми на экземпляры их подтипов без изменения правильности выполнения программы. Большинство паттернов GoF строится на грамотном использовании полиморфизма и интерфейсов, что напрямую поддерживает этот принцип.</w:t>
+        <w:t>Принцип подстановки Барбары Лисков (</w:t>
+      </w:r>
+      <w:proofErr w:type="spellStart"/>
+      <w:r>
+        <w:rPr>
+          <w:rFonts w:eastAsia="Arial" w:cs="Times New Roman"/>
+          <w:szCs w:val="28"/>
+          <w:lang w:val="ru-RU" w:eastAsia="x-none"/>
+        </w:rPr>
+        <w:t>Liskov</w:t>
+      </w:r>
+      <w:proofErr w:type="spellEnd"/>
+      <w:r>
+        <w:rPr>
+          <w:rFonts w:eastAsia="Arial" w:cs="Times New Roman"/>
+          <w:szCs w:val="28"/>
+          <w:lang w:val="ru-RU" w:eastAsia="x-none"/>
+        </w:rPr>
+        <w:t xml:space="preserve"> </w:t>
+      </w:r>
+      <w:proofErr w:type="spellStart"/>
+      <w:r>
+        <w:rPr>
+          <w:rFonts w:eastAsia="Arial" w:cs="Times New Roman"/>
+          <w:szCs w:val="28"/>
+          <w:lang w:val="ru-RU" w:eastAsia="x-none"/>
+        </w:rPr>
+        <w:t>Substitution</w:t>
+      </w:r>
+      <w:proofErr w:type="spellEnd"/>
+      <w:r>
+        <w:rPr>
+          <w:rFonts w:eastAsia="Arial" w:cs="Times New Roman"/>
+          <w:szCs w:val="28"/>
+          <w:lang w:val="ru-RU" w:eastAsia="x-none"/>
+        </w:rPr>
+        <w:t xml:space="preserve"> </w:t>
+      </w:r>
+      <w:proofErr w:type="spellStart"/>
+      <w:r>
+        <w:rPr>
+          <w:rFonts w:eastAsia="Arial" w:cs="Times New Roman"/>
+          <w:szCs w:val="28"/>
+          <w:lang w:val="ru-RU" w:eastAsia="x-none"/>
+        </w:rPr>
+        <w:t>Principle</w:t>
+      </w:r>
+      <w:proofErr w:type="spellEnd"/>
+      <w:r>
+        <w:rPr>
+          <w:rFonts w:eastAsia="Arial" w:cs="Times New Roman"/>
+          <w:szCs w:val="28"/>
+          <w:lang w:val="ru-RU" w:eastAsia="x-none"/>
+        </w:rPr>
+        <w:t xml:space="preserve">): Объекты в программе должны быть заменяемыми на экземпляры их подтипов без изменения правильности выполнения программы. Большинство паттернов </w:t>
+      </w:r>
+      <w:proofErr w:type="spellStart"/>
+      <w:r>
+        <w:rPr>
+          <w:rFonts w:eastAsia="Arial" w:cs="Times New Roman"/>
+          <w:szCs w:val="28"/>
+          <w:lang w:val="ru-RU" w:eastAsia="x-none"/>
+        </w:rPr>
+        <w:t>GoF</w:t>
+      </w:r>
+      <w:proofErr w:type="spellEnd"/>
+      <w:r>
+        <w:rPr>
+          <w:rFonts w:eastAsia="Arial" w:cs="Times New Roman"/>
+          <w:szCs w:val="28"/>
+          <w:lang w:val="ru-RU" w:eastAsia="x-none"/>
+        </w:rPr>
+        <w:t xml:space="preserve"> строится на грамотном использовании полиморфизма и интерфейсов, что напрямую поддерживает этот принцип.</w:t>
       </w:r>
     </w:p>
     <w:p>
@@ -10561,7 +11070,61 @@
           <w:szCs w:val="28"/>
           <w:lang w:val="ru-RU" w:eastAsia="x-none"/>
         </w:rPr>
-        <w:t>Принцип разделения интерфейса (Interface Segregation Principle): Клиенты не должны зависеть от методов, которые они не используют. Паттерн Адаптер (Adapter) часто применяется для того, чтобы привести «толстый» и неудобный интерфейс к узкому и специфичному виду, требуемому конкретным клиентом.</w:t>
+        <w:t xml:space="preserve">Принцип разделения интерфейса (Interface </w:t>
+      </w:r>
+      <w:proofErr w:type="spellStart"/>
+      <w:r>
+        <w:rPr>
+          <w:rFonts w:eastAsia="Arial" w:cs="Times New Roman"/>
+          <w:szCs w:val="28"/>
+          <w:lang w:val="ru-RU" w:eastAsia="x-none"/>
+        </w:rPr>
+        <w:t>Segregation</w:t>
+      </w:r>
+      <w:proofErr w:type="spellEnd"/>
+      <w:r>
+        <w:rPr>
+          <w:rFonts w:eastAsia="Arial" w:cs="Times New Roman"/>
+          <w:szCs w:val="28"/>
+          <w:lang w:val="ru-RU" w:eastAsia="x-none"/>
+        </w:rPr>
+        <w:t xml:space="preserve"> </w:t>
+      </w:r>
+      <w:proofErr w:type="spellStart"/>
+      <w:r>
+        <w:rPr>
+          <w:rFonts w:eastAsia="Arial" w:cs="Times New Roman"/>
+          <w:szCs w:val="28"/>
+          <w:lang w:val="ru-RU" w:eastAsia="x-none"/>
+        </w:rPr>
+        <w:t>Principle</w:t>
+      </w:r>
+      <w:proofErr w:type="spellEnd"/>
+      <w:r>
+        <w:rPr>
+          <w:rFonts w:eastAsia="Arial" w:cs="Times New Roman"/>
+          <w:szCs w:val="28"/>
+          <w:lang w:val="ru-RU" w:eastAsia="x-none"/>
+        </w:rPr>
+        <w:t>): Клиенты не должны зависеть от методов, которые они не используют. Паттерн Адаптер (</w:t>
+      </w:r>
+      <w:proofErr w:type="spellStart"/>
+      <w:r>
+        <w:rPr>
+          <w:rFonts w:eastAsia="Arial" w:cs="Times New Roman"/>
+          <w:szCs w:val="28"/>
+          <w:lang w:val="ru-RU" w:eastAsia="x-none"/>
+        </w:rPr>
+        <w:t>Adapter</w:t>
+      </w:r>
+      <w:proofErr w:type="spellEnd"/>
+      <w:r>
+        <w:rPr>
+          <w:rFonts w:eastAsia="Arial" w:cs="Times New Roman"/>
+          <w:szCs w:val="28"/>
+          <w:lang w:val="ru-RU" w:eastAsia="x-none"/>
+        </w:rPr>
+        <w:t>) часто применяется для того, чтобы привести «толстый» и неудобный интерфейс к узкому и специфичному виду, требуемому конкретным клиентом.</w:t>
       </w:r>
     </w:p>
     <w:p>
@@ -10586,7 +11149,79 @@
           <w:lang w:val="ru-RU" w:eastAsia="x-none"/>
         </w:rPr>
         <w:lastRenderedPageBreak/>
-        <w:t>Принцип инверсии зависимостей (Dependency Inversion Principle): Модули верхних уровней не должны зависеть от модулей нижних уровней; оба должны зависеть от абстракций. Шаблон Абстрактная фабрика (Abstract Factory) является классическим примером реализации этого правила: система работает с интерфейсами создаваемых объектов, не привязываясь к их конкретным реализациям.</w:t>
+        <w:t>Принцип инверсии зависимостей (</w:t>
+      </w:r>
+      <w:proofErr w:type="spellStart"/>
+      <w:r>
+        <w:rPr>
+          <w:rFonts w:eastAsia="Arial" w:cs="Times New Roman"/>
+          <w:szCs w:val="28"/>
+          <w:lang w:val="ru-RU" w:eastAsia="x-none"/>
+        </w:rPr>
+        <w:t>Dependency</w:t>
+      </w:r>
+      <w:proofErr w:type="spellEnd"/>
+      <w:r>
+        <w:rPr>
+          <w:rFonts w:eastAsia="Arial" w:cs="Times New Roman"/>
+          <w:szCs w:val="28"/>
+          <w:lang w:val="ru-RU" w:eastAsia="x-none"/>
+        </w:rPr>
+        <w:t xml:space="preserve"> </w:t>
+      </w:r>
+      <w:proofErr w:type="spellStart"/>
+      <w:r>
+        <w:rPr>
+          <w:rFonts w:eastAsia="Arial" w:cs="Times New Roman"/>
+          <w:szCs w:val="28"/>
+          <w:lang w:val="ru-RU" w:eastAsia="x-none"/>
+        </w:rPr>
+        <w:t>Inversion</w:t>
+      </w:r>
+      <w:proofErr w:type="spellEnd"/>
+      <w:r>
+        <w:rPr>
+          <w:rFonts w:eastAsia="Arial" w:cs="Times New Roman"/>
+          <w:szCs w:val="28"/>
+          <w:lang w:val="ru-RU" w:eastAsia="x-none"/>
+        </w:rPr>
+        <w:t xml:space="preserve"> </w:t>
+      </w:r>
+      <w:proofErr w:type="spellStart"/>
+      <w:r>
+        <w:rPr>
+          <w:rFonts w:eastAsia="Arial" w:cs="Times New Roman"/>
+          <w:szCs w:val="28"/>
+          <w:lang w:val="ru-RU" w:eastAsia="x-none"/>
+        </w:rPr>
+        <w:t>Principle</w:t>
+      </w:r>
+      <w:proofErr w:type="spellEnd"/>
+      <w:r>
+        <w:rPr>
+          <w:rFonts w:eastAsia="Arial" w:cs="Times New Roman"/>
+          <w:szCs w:val="28"/>
+          <w:lang w:val="ru-RU" w:eastAsia="x-none"/>
+        </w:rPr>
+        <w:t>): Модули верхних уровней не должны зависеть от модулей нижних уровней; оба должны зависеть от абстракций. Шаблон Абстрактная фабрика (</w:t>
+      </w:r>
+      <w:proofErr w:type="spellStart"/>
+      <w:r>
+        <w:rPr>
+          <w:rFonts w:eastAsia="Arial" w:cs="Times New Roman"/>
+          <w:szCs w:val="28"/>
+          <w:lang w:val="ru-RU" w:eastAsia="x-none"/>
+        </w:rPr>
+        <w:t>Abstract</w:t>
+      </w:r>
+      <w:proofErr w:type="spellEnd"/>
+      <w:r>
+        <w:rPr>
+          <w:rFonts w:eastAsia="Arial" w:cs="Times New Roman"/>
+          <w:szCs w:val="28"/>
+          <w:lang w:val="ru-RU" w:eastAsia="x-none"/>
+        </w:rPr>
+        <w:t xml:space="preserve"> Factory) является классическим примером реализации этого правила: система работает с интерфейсами создаваемых объектов, не привязываясь к их конкретным реализациям.</w:t>
       </w:r>
     </w:p>
     <w:p>
@@ -10640,7 +11275,25 @@
           <w:szCs w:val="28"/>
           <w:lang w:val="ru-RU" w:eastAsia="x-none"/>
         </w:rPr>
-        <w:t>В зависимости от назначения и характера решаемых задач, 23 классических паттерна GoF принято делить на три большие группы. Такая классификация помогает разработчикам быстрее находить нужное решение, сужая область поиска.</w:t>
+        <w:t xml:space="preserve">В зависимости от назначения и характера решаемых задач, 23 классических паттерна </w:t>
+      </w:r>
+      <w:proofErr w:type="spellStart"/>
+      <w:r>
+        <w:rPr>
+          <w:rFonts w:eastAsia="Arial" w:cs="Times New Roman"/>
+          <w:szCs w:val="28"/>
+          <w:lang w:val="ru-RU" w:eastAsia="x-none"/>
+        </w:rPr>
+        <w:t>GoF</w:t>
+      </w:r>
+      <w:proofErr w:type="spellEnd"/>
+      <w:r>
+        <w:rPr>
+          <w:rFonts w:eastAsia="Arial" w:cs="Times New Roman"/>
+          <w:szCs w:val="28"/>
+          <w:lang w:val="ru-RU" w:eastAsia="x-none"/>
+        </w:rPr>
+        <w:t xml:space="preserve"> принято делить на три большие группы. Такая классификация помогает разработчикам быстрее находить нужное решение, сужая область поиска.</w:t>
       </w:r>
     </w:p>
     <w:p>
@@ -10661,7 +11314,169 @@
           <w:szCs w:val="28"/>
           <w:lang w:val="ru-RU" w:eastAsia="x-none"/>
         </w:rPr>
-        <w:t>1. Порождающие шаблоны (Creational Patterns) Эта группа паттернов отвечает за удобное и безопасное создание новых объектов. В базовом ООП объекты создаются напрямую вызовом конструктора (через оператор new). Это создает жесткую связь между кодом, который использует объект, и классом самого объекта. Порождающие шаблоны скрывают логику инстанцирования (создания) и делают систему независимой от того, как именно создаются, компонуются и представляются ее элементы. К ним относятся: Одиночка (Singleton), Фабричный метод (Factory Method), Абстрактная фабрика (Abstract Factory), Строитель (Builder), Прототип (Prototype).</w:t>
+        <w:t>1. Порождающие шаблоны (</w:t>
+      </w:r>
+      <w:proofErr w:type="spellStart"/>
+      <w:r>
+        <w:rPr>
+          <w:rFonts w:eastAsia="Arial" w:cs="Times New Roman"/>
+          <w:szCs w:val="28"/>
+          <w:lang w:val="ru-RU" w:eastAsia="x-none"/>
+        </w:rPr>
+        <w:t>Creational</w:t>
+      </w:r>
+      <w:proofErr w:type="spellEnd"/>
+      <w:r>
+        <w:rPr>
+          <w:rFonts w:eastAsia="Arial" w:cs="Times New Roman"/>
+          <w:szCs w:val="28"/>
+          <w:lang w:val="ru-RU" w:eastAsia="x-none"/>
+        </w:rPr>
+        <w:t xml:space="preserve"> </w:t>
+      </w:r>
+      <w:proofErr w:type="spellStart"/>
+      <w:r>
+        <w:rPr>
+          <w:rFonts w:eastAsia="Arial" w:cs="Times New Roman"/>
+          <w:szCs w:val="28"/>
+          <w:lang w:val="ru-RU" w:eastAsia="x-none"/>
+        </w:rPr>
+        <w:t>Patterns</w:t>
+      </w:r>
+      <w:proofErr w:type="spellEnd"/>
+      <w:r>
+        <w:rPr>
+          <w:rFonts w:eastAsia="Arial" w:cs="Times New Roman"/>
+          <w:szCs w:val="28"/>
+          <w:lang w:val="ru-RU" w:eastAsia="x-none"/>
+        </w:rPr>
+        <w:t xml:space="preserve">) Эта группа паттернов отвечает за удобное и безопасное создание новых объектов. В базовом ООП объекты создаются напрямую вызовом конструктора (через оператор </w:t>
+      </w:r>
+      <w:proofErr w:type="spellStart"/>
+      <w:r>
+        <w:rPr>
+          <w:rFonts w:eastAsia="Arial" w:cs="Times New Roman"/>
+          <w:szCs w:val="28"/>
+          <w:lang w:val="ru-RU" w:eastAsia="x-none"/>
+        </w:rPr>
+        <w:t>new</w:t>
+      </w:r>
+      <w:proofErr w:type="spellEnd"/>
+      <w:r>
+        <w:rPr>
+          <w:rFonts w:eastAsia="Arial" w:cs="Times New Roman"/>
+          <w:szCs w:val="28"/>
+          <w:lang w:val="ru-RU" w:eastAsia="x-none"/>
+        </w:rPr>
+        <w:t xml:space="preserve">). Это создает жесткую связь между кодом, который использует объект, и классом самого объекта. Порождающие шаблоны скрывают логику </w:t>
+      </w:r>
+      <w:proofErr w:type="spellStart"/>
+      <w:r>
+        <w:rPr>
+          <w:rFonts w:eastAsia="Arial" w:cs="Times New Roman"/>
+          <w:szCs w:val="28"/>
+          <w:lang w:val="ru-RU" w:eastAsia="x-none"/>
+        </w:rPr>
+        <w:t>инстанцирования</w:t>
+      </w:r>
+      <w:proofErr w:type="spellEnd"/>
+      <w:r>
+        <w:rPr>
+          <w:rFonts w:eastAsia="Arial" w:cs="Times New Roman"/>
+          <w:szCs w:val="28"/>
+          <w:lang w:val="ru-RU" w:eastAsia="x-none"/>
+        </w:rPr>
+        <w:t xml:space="preserve"> (создания) и делают систему независимой от того, как именно создаются, компонуются и представляются ее элементы. К ним относятся: Одиночка (</w:t>
+      </w:r>
+      <w:proofErr w:type="spellStart"/>
+      <w:r>
+        <w:rPr>
+          <w:rFonts w:eastAsia="Arial" w:cs="Times New Roman"/>
+          <w:szCs w:val="28"/>
+          <w:lang w:val="ru-RU" w:eastAsia="x-none"/>
+        </w:rPr>
+        <w:t>Singleton</w:t>
+      </w:r>
+      <w:proofErr w:type="spellEnd"/>
+      <w:r>
+        <w:rPr>
+          <w:rFonts w:eastAsia="Arial" w:cs="Times New Roman"/>
+          <w:szCs w:val="28"/>
+          <w:lang w:val="ru-RU" w:eastAsia="x-none"/>
+        </w:rPr>
+        <w:t xml:space="preserve">), Фабричный метод (Factory </w:t>
+      </w:r>
+      <w:proofErr w:type="spellStart"/>
+      <w:r>
+        <w:rPr>
+          <w:rFonts w:eastAsia="Arial" w:cs="Times New Roman"/>
+          <w:szCs w:val="28"/>
+          <w:lang w:val="ru-RU" w:eastAsia="x-none"/>
+        </w:rPr>
+        <w:t>Method</w:t>
+      </w:r>
+      <w:proofErr w:type="spellEnd"/>
+      <w:r>
+        <w:rPr>
+          <w:rFonts w:eastAsia="Arial" w:cs="Times New Roman"/>
+          <w:szCs w:val="28"/>
+          <w:lang w:val="ru-RU" w:eastAsia="x-none"/>
+        </w:rPr>
+        <w:t>), Абстрактная фабрика (</w:t>
+      </w:r>
+      <w:proofErr w:type="spellStart"/>
+      <w:r>
+        <w:rPr>
+          <w:rFonts w:eastAsia="Arial" w:cs="Times New Roman"/>
+          <w:szCs w:val="28"/>
+          <w:lang w:val="ru-RU" w:eastAsia="x-none"/>
+        </w:rPr>
+        <w:t>Abstract</w:t>
+      </w:r>
+      <w:proofErr w:type="spellEnd"/>
+      <w:r>
+        <w:rPr>
+          <w:rFonts w:eastAsia="Arial" w:cs="Times New Roman"/>
+          <w:szCs w:val="28"/>
+          <w:lang w:val="ru-RU" w:eastAsia="x-none"/>
+        </w:rPr>
+        <w:t xml:space="preserve"> Factory), Строитель (</w:t>
+      </w:r>
+      <w:proofErr w:type="spellStart"/>
+      <w:r>
+        <w:rPr>
+          <w:rFonts w:eastAsia="Arial" w:cs="Times New Roman"/>
+          <w:szCs w:val="28"/>
+          <w:lang w:val="ru-RU" w:eastAsia="x-none"/>
+        </w:rPr>
+        <w:t>Builder</w:t>
+      </w:r>
+      <w:proofErr w:type="spellEnd"/>
+      <w:r>
+        <w:rPr>
+          <w:rFonts w:eastAsia="Arial" w:cs="Times New Roman"/>
+          <w:szCs w:val="28"/>
+          <w:lang w:val="ru-RU" w:eastAsia="x-none"/>
+        </w:rPr>
+        <w:t>), Прототип (</w:t>
+      </w:r>
+      <w:proofErr w:type="spellStart"/>
+      <w:r>
+        <w:rPr>
+          <w:rFonts w:eastAsia="Arial" w:cs="Times New Roman"/>
+          <w:szCs w:val="28"/>
+          <w:lang w:val="ru-RU" w:eastAsia="x-none"/>
+        </w:rPr>
+        <w:t>Prototype</w:t>
+      </w:r>
+      <w:proofErr w:type="spellEnd"/>
+      <w:r>
+        <w:rPr>
+          <w:rFonts w:eastAsia="Arial" w:cs="Times New Roman"/>
+          <w:szCs w:val="28"/>
+          <w:lang w:val="ru-RU" w:eastAsia="x-none"/>
+        </w:rPr>
+        <w:t>).</w:t>
       </w:r>
     </w:p>
     <w:p>
@@ -10682,7 +11497,151 @@
           <w:szCs w:val="28"/>
           <w:lang w:val="ru-RU" w:eastAsia="x-none"/>
         </w:rPr>
-        <w:t>2. Структурные шаблоны (Structural Patterns) Структурные паттерны решают вопросы о том, как из классов и объектов образовать более крупные и сложные структуры, сохраняя при этом их гибкость и эффективность. Они особенно полезны, когда две разные системы с несовместимыми интерфейсами должны работать вместе, или когда необходимо динамически добавлять функциональность объектам. К ним относятся: Адаптер (Adapter), Мост (Bridge), Компоновщик (Composite), Декоратор (Decorator), Фасад (Facade), Легковес (Flyweight), Заместитель (Proxy).</w:t>
+        <w:t>2. Структурные шаблоны (</w:t>
+      </w:r>
+      <w:proofErr w:type="spellStart"/>
+      <w:r>
+        <w:rPr>
+          <w:rFonts w:eastAsia="Arial" w:cs="Times New Roman"/>
+          <w:szCs w:val="28"/>
+          <w:lang w:val="ru-RU" w:eastAsia="x-none"/>
+        </w:rPr>
+        <w:t>Structural</w:t>
+      </w:r>
+      <w:proofErr w:type="spellEnd"/>
+      <w:r>
+        <w:rPr>
+          <w:rFonts w:eastAsia="Arial" w:cs="Times New Roman"/>
+          <w:szCs w:val="28"/>
+          <w:lang w:val="ru-RU" w:eastAsia="x-none"/>
+        </w:rPr>
+        <w:t xml:space="preserve"> </w:t>
+      </w:r>
+      <w:proofErr w:type="spellStart"/>
+      <w:r>
+        <w:rPr>
+          <w:rFonts w:eastAsia="Arial" w:cs="Times New Roman"/>
+          <w:szCs w:val="28"/>
+          <w:lang w:val="ru-RU" w:eastAsia="x-none"/>
+        </w:rPr>
+        <w:t>Patterns</w:t>
+      </w:r>
+      <w:proofErr w:type="spellEnd"/>
+      <w:r>
+        <w:rPr>
+          <w:rFonts w:eastAsia="Arial" w:cs="Times New Roman"/>
+          <w:szCs w:val="28"/>
+          <w:lang w:val="ru-RU" w:eastAsia="x-none"/>
+        </w:rPr>
+        <w:t>) Структурные паттерны решают вопросы о том, как из классов и объектов образовать более крупные и сложные структуры, сохраняя при этом их гибкость и эффективность. Они особенно полезны, когда две разные системы с несовместимыми интерфейсами должны работать вместе, или когда необходимо динамически добавлять функциональность объектам. К ним относятся: Адаптер (</w:t>
+      </w:r>
+      <w:proofErr w:type="spellStart"/>
+      <w:r>
+        <w:rPr>
+          <w:rFonts w:eastAsia="Arial" w:cs="Times New Roman"/>
+          <w:szCs w:val="28"/>
+          <w:lang w:val="ru-RU" w:eastAsia="x-none"/>
+        </w:rPr>
+        <w:t>Adapter</w:t>
+      </w:r>
+      <w:proofErr w:type="spellEnd"/>
+      <w:r>
+        <w:rPr>
+          <w:rFonts w:eastAsia="Arial" w:cs="Times New Roman"/>
+          <w:szCs w:val="28"/>
+          <w:lang w:val="ru-RU" w:eastAsia="x-none"/>
+        </w:rPr>
+        <w:t>), Мост (Bridge), Компоновщик (</w:t>
+      </w:r>
+      <w:proofErr w:type="spellStart"/>
+      <w:r>
+        <w:rPr>
+          <w:rFonts w:eastAsia="Arial" w:cs="Times New Roman"/>
+          <w:szCs w:val="28"/>
+          <w:lang w:val="ru-RU" w:eastAsia="x-none"/>
+        </w:rPr>
+        <w:t>Composite</w:t>
+      </w:r>
+      <w:proofErr w:type="spellEnd"/>
+      <w:r>
+        <w:rPr>
+          <w:rFonts w:eastAsia="Arial" w:cs="Times New Roman"/>
+          <w:szCs w:val="28"/>
+          <w:lang w:val="ru-RU" w:eastAsia="x-none"/>
+        </w:rPr>
+        <w:t>), Декоратор (</w:t>
+      </w:r>
+      <w:proofErr w:type="spellStart"/>
+      <w:r>
+        <w:rPr>
+          <w:rFonts w:eastAsia="Arial" w:cs="Times New Roman"/>
+          <w:szCs w:val="28"/>
+          <w:lang w:val="ru-RU" w:eastAsia="x-none"/>
+        </w:rPr>
+        <w:t>Decorator</w:t>
+      </w:r>
+      <w:proofErr w:type="spellEnd"/>
+      <w:r>
+        <w:rPr>
+          <w:rFonts w:eastAsia="Arial" w:cs="Times New Roman"/>
+          <w:szCs w:val="28"/>
+          <w:lang w:val="ru-RU" w:eastAsia="x-none"/>
+        </w:rPr>
+        <w:t>), Фасад (</w:t>
+      </w:r>
+      <w:proofErr w:type="spellStart"/>
+      <w:r>
+        <w:rPr>
+          <w:rFonts w:eastAsia="Arial" w:cs="Times New Roman"/>
+          <w:szCs w:val="28"/>
+          <w:lang w:val="ru-RU" w:eastAsia="x-none"/>
+        </w:rPr>
+        <w:t>Facade</w:t>
+      </w:r>
+      <w:proofErr w:type="spellEnd"/>
+      <w:r>
+        <w:rPr>
+          <w:rFonts w:eastAsia="Arial" w:cs="Times New Roman"/>
+          <w:szCs w:val="28"/>
+          <w:lang w:val="ru-RU" w:eastAsia="x-none"/>
+        </w:rPr>
+        <w:t>), Легковес (</w:t>
+      </w:r>
+      <w:proofErr w:type="spellStart"/>
+      <w:r>
+        <w:rPr>
+          <w:rFonts w:eastAsia="Arial" w:cs="Times New Roman"/>
+          <w:szCs w:val="28"/>
+          <w:lang w:val="ru-RU" w:eastAsia="x-none"/>
+        </w:rPr>
+        <w:t>Flyweight</w:t>
+      </w:r>
+      <w:proofErr w:type="spellEnd"/>
+      <w:r>
+        <w:rPr>
+          <w:rFonts w:eastAsia="Arial" w:cs="Times New Roman"/>
+          <w:szCs w:val="28"/>
+          <w:lang w:val="ru-RU" w:eastAsia="x-none"/>
+        </w:rPr>
+        <w:t>), Заместитель (</w:t>
+      </w:r>
+      <w:proofErr w:type="spellStart"/>
+      <w:r>
+        <w:rPr>
+          <w:rFonts w:eastAsia="Arial" w:cs="Times New Roman"/>
+          <w:szCs w:val="28"/>
+          <w:lang w:val="ru-RU" w:eastAsia="x-none"/>
+        </w:rPr>
+        <w:t>Proxy</w:t>
+      </w:r>
+      <w:proofErr w:type="spellEnd"/>
+      <w:r>
+        <w:rPr>
+          <w:rFonts w:eastAsia="Arial" w:cs="Times New Roman"/>
+          <w:szCs w:val="28"/>
+          <w:lang w:val="ru-RU" w:eastAsia="x-none"/>
+        </w:rPr>
+        <w:t>).</w:t>
       </w:r>
     </w:p>
     <w:p>
@@ -10704,7 +11663,205 @@
           <w:lang w:val="ru-RU" w:eastAsia="x-none"/>
         </w:rPr>
         <w:lastRenderedPageBreak/>
-        <w:t>3. Поведенческие шаблоны (Behavioral Patterns) Эта категория шаблонов сфокусирована на алгоритмах и распределении обязанностей между объектами. Поведенческие паттерны не просто описывают структуры объектов или классов, они определяют паттерны коммуникации между ними. Их главная задача — минимизировать связанность компонентов при их взаимодействии и избавить код от сложных, запутанных условных конструкций. К ним относятся: Цепочка обязанностей (Chain of Responsibility), Команда (Command), Итератор (Iterator), Посредник (Mediator), Снимок (Memento), Наблюдатель (Observer), Состояние (State), Стратегия (Strategy), Шаблонный метод (Template Method), Посетитель (Visitor).</w:t>
+        <w:t>3. Поведенческие шаблоны (</w:t>
+      </w:r>
+      <w:proofErr w:type="spellStart"/>
+      <w:r>
+        <w:rPr>
+          <w:rFonts w:eastAsia="Arial" w:cs="Times New Roman"/>
+          <w:szCs w:val="28"/>
+          <w:lang w:val="ru-RU" w:eastAsia="x-none"/>
+        </w:rPr>
+        <w:t>Behavioral</w:t>
+      </w:r>
+      <w:proofErr w:type="spellEnd"/>
+      <w:r>
+        <w:rPr>
+          <w:rFonts w:eastAsia="Arial" w:cs="Times New Roman"/>
+          <w:szCs w:val="28"/>
+          <w:lang w:val="ru-RU" w:eastAsia="x-none"/>
+        </w:rPr>
+        <w:t xml:space="preserve"> </w:t>
+      </w:r>
+      <w:proofErr w:type="spellStart"/>
+      <w:r>
+        <w:rPr>
+          <w:rFonts w:eastAsia="Arial" w:cs="Times New Roman"/>
+          <w:szCs w:val="28"/>
+          <w:lang w:val="ru-RU" w:eastAsia="x-none"/>
+        </w:rPr>
+        <w:t>Patterns</w:t>
+      </w:r>
+      <w:proofErr w:type="spellEnd"/>
+      <w:r>
+        <w:rPr>
+          <w:rFonts w:eastAsia="Arial" w:cs="Times New Roman"/>
+          <w:szCs w:val="28"/>
+          <w:lang w:val="ru-RU" w:eastAsia="x-none"/>
+        </w:rPr>
+        <w:t>) Эта категория шаблонов сфокусирована на алгоритмах и распределении обязанностей между объектами. Поведенческие паттерны не просто описывают структуры объектов или классов, они определяют паттерны коммуникации между ними. Их главная задача — минимизировать связанность компонентов при их взаимодействии и избавить код от сложных, запутанных условных конструкций. К ним относятся: Цепочка обязанностей (</w:t>
+      </w:r>
+      <w:proofErr w:type="spellStart"/>
+      <w:r>
+        <w:rPr>
+          <w:rFonts w:eastAsia="Arial" w:cs="Times New Roman"/>
+          <w:szCs w:val="28"/>
+          <w:lang w:val="ru-RU" w:eastAsia="x-none"/>
+        </w:rPr>
+        <w:t>Chain</w:t>
+      </w:r>
+      <w:proofErr w:type="spellEnd"/>
+      <w:r>
+        <w:rPr>
+          <w:rFonts w:eastAsia="Arial" w:cs="Times New Roman"/>
+          <w:szCs w:val="28"/>
+          <w:lang w:val="ru-RU" w:eastAsia="x-none"/>
+        </w:rPr>
+        <w:t xml:space="preserve"> </w:t>
+      </w:r>
+      <w:proofErr w:type="spellStart"/>
+      <w:r>
+        <w:rPr>
+          <w:rFonts w:eastAsia="Arial" w:cs="Times New Roman"/>
+          <w:szCs w:val="28"/>
+          <w:lang w:val="ru-RU" w:eastAsia="x-none"/>
+        </w:rPr>
+        <w:t>of</w:t>
+      </w:r>
+      <w:proofErr w:type="spellEnd"/>
+      <w:r>
+        <w:rPr>
+          <w:rFonts w:eastAsia="Arial" w:cs="Times New Roman"/>
+          <w:szCs w:val="28"/>
+          <w:lang w:val="ru-RU" w:eastAsia="x-none"/>
+        </w:rPr>
+        <w:t xml:space="preserve"> </w:t>
+      </w:r>
+      <w:proofErr w:type="spellStart"/>
+      <w:r>
+        <w:rPr>
+          <w:rFonts w:eastAsia="Arial" w:cs="Times New Roman"/>
+          <w:szCs w:val="28"/>
+          <w:lang w:val="ru-RU" w:eastAsia="x-none"/>
+        </w:rPr>
+        <w:t>Responsibility</w:t>
+      </w:r>
+      <w:proofErr w:type="spellEnd"/>
+      <w:r>
+        <w:rPr>
+          <w:rFonts w:eastAsia="Arial" w:cs="Times New Roman"/>
+          <w:szCs w:val="28"/>
+          <w:lang w:val="ru-RU" w:eastAsia="x-none"/>
+        </w:rPr>
+        <w:t>), Команда (Command), Итератор (</w:t>
+      </w:r>
+      <w:proofErr w:type="spellStart"/>
+      <w:r>
+        <w:rPr>
+          <w:rFonts w:eastAsia="Arial" w:cs="Times New Roman"/>
+          <w:szCs w:val="28"/>
+          <w:lang w:val="ru-RU" w:eastAsia="x-none"/>
+        </w:rPr>
+        <w:t>Iterator</w:t>
+      </w:r>
+      <w:proofErr w:type="spellEnd"/>
+      <w:r>
+        <w:rPr>
+          <w:rFonts w:eastAsia="Arial" w:cs="Times New Roman"/>
+          <w:szCs w:val="28"/>
+          <w:lang w:val="ru-RU" w:eastAsia="x-none"/>
+        </w:rPr>
+        <w:t>), Посредник (</w:t>
+      </w:r>
+      <w:proofErr w:type="spellStart"/>
+      <w:r>
+        <w:rPr>
+          <w:rFonts w:eastAsia="Arial" w:cs="Times New Roman"/>
+          <w:szCs w:val="28"/>
+          <w:lang w:val="ru-RU" w:eastAsia="x-none"/>
+        </w:rPr>
+        <w:t>Mediator</w:t>
+      </w:r>
+      <w:proofErr w:type="spellEnd"/>
+      <w:r>
+        <w:rPr>
+          <w:rFonts w:eastAsia="Arial" w:cs="Times New Roman"/>
+          <w:szCs w:val="28"/>
+          <w:lang w:val="ru-RU" w:eastAsia="x-none"/>
+        </w:rPr>
+        <w:t>), Снимок (</w:t>
+      </w:r>
+      <w:proofErr w:type="spellStart"/>
+      <w:r>
+        <w:rPr>
+          <w:rFonts w:eastAsia="Arial" w:cs="Times New Roman"/>
+          <w:szCs w:val="28"/>
+          <w:lang w:val="ru-RU" w:eastAsia="x-none"/>
+        </w:rPr>
+        <w:t>Memento</w:t>
+      </w:r>
+      <w:proofErr w:type="spellEnd"/>
+      <w:r>
+        <w:rPr>
+          <w:rFonts w:eastAsia="Arial" w:cs="Times New Roman"/>
+          <w:szCs w:val="28"/>
+          <w:lang w:val="ru-RU" w:eastAsia="x-none"/>
+        </w:rPr>
+        <w:t>), Наблюдатель (Observer), Состояние (State), Стратегия (Strategy), Шаблонный метод (</w:t>
+      </w:r>
+      <w:proofErr w:type="spellStart"/>
+      <w:r>
+        <w:rPr>
+          <w:rFonts w:eastAsia="Arial" w:cs="Times New Roman"/>
+          <w:szCs w:val="28"/>
+          <w:lang w:val="ru-RU" w:eastAsia="x-none"/>
+        </w:rPr>
+        <w:t>Template</w:t>
+      </w:r>
+      <w:proofErr w:type="spellEnd"/>
+      <w:r>
+        <w:rPr>
+          <w:rFonts w:eastAsia="Arial" w:cs="Times New Roman"/>
+          <w:szCs w:val="28"/>
+          <w:lang w:val="ru-RU" w:eastAsia="x-none"/>
+        </w:rPr>
+        <w:t xml:space="preserve"> </w:t>
+      </w:r>
+      <w:proofErr w:type="spellStart"/>
+      <w:r>
+        <w:rPr>
+          <w:rFonts w:eastAsia="Arial" w:cs="Times New Roman"/>
+          <w:szCs w:val="28"/>
+          <w:lang w:val="ru-RU" w:eastAsia="x-none"/>
+        </w:rPr>
+        <w:t>Method</w:t>
+      </w:r>
+      <w:proofErr w:type="spellEnd"/>
+      <w:r>
+        <w:rPr>
+          <w:rFonts w:eastAsia="Arial" w:cs="Times New Roman"/>
+          <w:szCs w:val="28"/>
+          <w:lang w:val="ru-RU" w:eastAsia="x-none"/>
+        </w:rPr>
+        <w:t>), Посетитель (</w:t>
+      </w:r>
+      <w:proofErr w:type="spellStart"/>
+      <w:r>
+        <w:rPr>
+          <w:rFonts w:eastAsia="Arial" w:cs="Times New Roman"/>
+          <w:szCs w:val="28"/>
+          <w:lang w:val="ru-RU" w:eastAsia="x-none"/>
+        </w:rPr>
+        <w:t>Visitor</w:t>
+      </w:r>
+      <w:proofErr w:type="spellEnd"/>
+      <w:r>
+        <w:rPr>
+          <w:rFonts w:eastAsia="Arial" w:cs="Times New Roman"/>
+          <w:szCs w:val="28"/>
+          <w:lang w:val="ru-RU" w:eastAsia="x-none"/>
+        </w:rPr>
+        <w:t>).</w:t>
       </w:r>
     </w:p>
     <w:p>
@@ -10755,7 +11912,43 @@
           <w:szCs w:val="28"/>
           <w:lang w:val="ru-RU" w:eastAsia="x-none"/>
         </w:rPr>
-        <w:t>В то время как теоретические концепции предоставляют общую систему координат, истинная ценность шаблонов проектирования раскрывается при их непосредственном внедрении в практику разработки. Основная цель применения паттернов — борьба с жесткой зависимостью компонентов (tight coupling) и обеспечение гибкости системы при изменении требований.</w:t>
+        <w:t>В то время как теоретические концепции предоставляют общую систему координат, истинная ценность шаблонов проектирования раскрывается при их непосредственном внедрении в практику разработки. Основная цель применения паттернов — борьба с жесткой зависимостью компонентов (</w:t>
+      </w:r>
+      <w:proofErr w:type="spellStart"/>
+      <w:r>
+        <w:rPr>
+          <w:rFonts w:eastAsia="Arial" w:cs="Times New Roman"/>
+          <w:szCs w:val="28"/>
+          <w:lang w:val="ru-RU" w:eastAsia="x-none"/>
+        </w:rPr>
+        <w:t>tight</w:t>
+      </w:r>
+      <w:proofErr w:type="spellEnd"/>
+      <w:r>
+        <w:rPr>
+          <w:rFonts w:eastAsia="Arial" w:cs="Times New Roman"/>
+          <w:szCs w:val="28"/>
+          <w:lang w:val="ru-RU" w:eastAsia="x-none"/>
+        </w:rPr>
+        <w:t xml:space="preserve"> </w:t>
+      </w:r>
+      <w:proofErr w:type="spellStart"/>
+      <w:r>
+        <w:rPr>
+          <w:rFonts w:eastAsia="Arial" w:cs="Times New Roman"/>
+          <w:szCs w:val="28"/>
+          <w:lang w:val="ru-RU" w:eastAsia="x-none"/>
+        </w:rPr>
+        <w:t>coupling</w:t>
+      </w:r>
+      <w:proofErr w:type="spellEnd"/>
+      <w:r>
+        <w:rPr>
+          <w:rFonts w:eastAsia="Arial" w:cs="Times New Roman"/>
+          <w:szCs w:val="28"/>
+          <w:lang w:val="ru-RU" w:eastAsia="x-none"/>
+        </w:rPr>
+        <w:t>) и обеспечение гибкости системы при изменении требований.</w:t>
       </w:r>
     </w:p>
     <w:p>
@@ -10776,7 +11969,25 @@
           <w:szCs w:val="28"/>
           <w:lang w:val="ru-RU" w:eastAsia="x-none"/>
         </w:rPr>
-        <w:t>В данной главе на конкретных примерах рассматривается, как представители трех основных групп шаблонов (порождающие, структурные и поведенческие) трансформируют проблемную, трудноподдерживаемую структуру кода в гибкую и масштабируемую архитектуру.</w:t>
+        <w:t xml:space="preserve">В данной главе на конкретных примерах рассматривается, как представители трех основных групп шаблонов (порождающие, структурные и поведенческие) трансформируют проблемную, </w:t>
+      </w:r>
+      <w:proofErr w:type="spellStart"/>
+      <w:r>
+        <w:rPr>
+          <w:rFonts w:eastAsia="Arial" w:cs="Times New Roman"/>
+          <w:szCs w:val="28"/>
+          <w:lang w:val="ru-RU" w:eastAsia="x-none"/>
+        </w:rPr>
+        <w:t>трудноподдерживаемую</w:t>
+      </w:r>
+      <w:proofErr w:type="spellEnd"/>
+      <w:r>
+        <w:rPr>
+          <w:rFonts w:eastAsia="Arial" w:cs="Times New Roman"/>
+          <w:szCs w:val="28"/>
+          <w:lang w:val="ru-RU" w:eastAsia="x-none"/>
+        </w:rPr>
+        <w:t xml:space="preserve"> структуру кода в гибкую и масштабируемую архитектуру.</w:t>
       </w:r>
     </w:p>
     <w:p>
@@ -10809,7 +12020,43 @@
           <w:szCs w:val="28"/>
           <w:lang w:val="ru-RU" w:eastAsia="x-none"/>
         </w:rPr>
-        <w:t>В традиционном объектно-ориентированном программировании создание экземпляра класса осуществляется с помощью оператора new (или его аналога в конкретном языке). Однако прямое конструирование объектов внутри бизнес-логики программы создает жесткую привязку к конкретным реализациям. Если в будущем потребуется заменить один класс другим или добавить поддержку новых типов объектов, разработчику придется изменять код во всех местах, где происходило инстанцирование, что прямо нарушает принцип открытости/закрытости (SOLID).</w:t>
+        <w:t xml:space="preserve">В традиционном объектно-ориентированном программировании создание экземпляра класса осуществляется с помощью оператора </w:t>
+      </w:r>
+      <w:proofErr w:type="spellStart"/>
+      <w:r>
+        <w:rPr>
+          <w:rFonts w:eastAsia="Arial" w:cs="Times New Roman"/>
+          <w:szCs w:val="28"/>
+          <w:lang w:val="ru-RU" w:eastAsia="x-none"/>
+        </w:rPr>
+        <w:t>new</w:t>
+      </w:r>
+      <w:proofErr w:type="spellEnd"/>
+      <w:r>
+        <w:rPr>
+          <w:rFonts w:eastAsia="Arial" w:cs="Times New Roman"/>
+          <w:szCs w:val="28"/>
+          <w:lang w:val="ru-RU" w:eastAsia="x-none"/>
+        </w:rPr>
+        <w:t xml:space="preserve"> (или его аналога в конкретном языке). Однако прямое конструирование объектов внутри бизнес-логики программы создает жесткую привязку к конкретным реализациям. Если в будущем потребуется заменить один класс другим или добавить поддержку новых типов объектов, разработчику придется изменять код во всех местах, где происходило </w:t>
+      </w:r>
+      <w:proofErr w:type="spellStart"/>
+      <w:r>
+        <w:rPr>
+          <w:rFonts w:eastAsia="Arial" w:cs="Times New Roman"/>
+          <w:szCs w:val="28"/>
+          <w:lang w:val="ru-RU" w:eastAsia="x-none"/>
+        </w:rPr>
+        <w:t>инстанцирование</w:t>
+      </w:r>
+      <w:proofErr w:type="spellEnd"/>
+      <w:r>
+        <w:rPr>
+          <w:rFonts w:eastAsia="Arial" w:cs="Times New Roman"/>
+          <w:szCs w:val="28"/>
+          <w:lang w:val="ru-RU" w:eastAsia="x-none"/>
+        </w:rPr>
+        <w:t>, что прямо нарушает принцип открытости/закрытости (SOLID).</w:t>
       </w:r>
     </w:p>
     <w:p>
@@ -10830,7 +12077,25 @@
           <w:szCs w:val="28"/>
           <w:lang w:val="ru-RU" w:eastAsia="x-none"/>
         </w:rPr>
-        <w:t>Для решения этой проблемы применяется шаблон Фабричный метод (Factory Method). Его суть заключается в том, что базовый класс делегирует создание объектов своим подклассам, определяя для этого специальный интерфейс.</w:t>
+        <w:t xml:space="preserve">Для решения этой проблемы применяется шаблон Фабричный метод (Factory </w:t>
+      </w:r>
+      <w:proofErr w:type="spellStart"/>
+      <w:r>
+        <w:rPr>
+          <w:rFonts w:eastAsia="Arial" w:cs="Times New Roman"/>
+          <w:szCs w:val="28"/>
+          <w:lang w:val="ru-RU" w:eastAsia="x-none"/>
+        </w:rPr>
+        <w:t>Method</w:t>
+      </w:r>
+      <w:proofErr w:type="spellEnd"/>
+      <w:r>
+        <w:rPr>
+          <w:rFonts w:eastAsia="Arial" w:cs="Times New Roman"/>
+          <w:szCs w:val="28"/>
+          <w:lang w:val="ru-RU" w:eastAsia="x-none"/>
+        </w:rPr>
+        <w:t>). Его суть заключается в том, что базовый класс делегирует создание объектов своим подклассам, определяя для этого специальный интерфейс.</w:t>
       </w:r>
     </w:p>
     <w:p>
@@ -10851,7 +12116,43 @@
           <w:szCs w:val="28"/>
           <w:lang w:val="ru-RU" w:eastAsia="x-none"/>
         </w:rPr>
-        <w:t xml:space="preserve">Архитектурная проблема (до применения шаблона): Представим логистическую систему, которая изначально разрабатывалась только для автомобильных перевозок. В коде бизнес-логики (например, в классе ТранспортныйМенеджер) повсеместно создаются объекты класса Грузовик. При расширении бизнеса и необходимости добавить морские перевозки (класс Судно) выясняется, что вся система жестко завязана на специфику наземного транспорта. </w:t>
+        <w:t>Архитектурная проблема (до применения шаблона)</w:t>
+      </w:r>
+      <w:proofErr w:type="gramStart"/>
+      <w:r>
+        <w:rPr>
+          <w:rFonts w:eastAsia="Arial" w:cs="Times New Roman"/>
+          <w:szCs w:val="28"/>
+          <w:lang w:val="ru-RU" w:eastAsia="x-none"/>
+        </w:rPr>
+        <w:t>: Представим</w:t>
+      </w:r>
+      <w:proofErr w:type="gramEnd"/>
+      <w:r>
+        <w:rPr>
+          <w:rFonts w:eastAsia="Arial" w:cs="Times New Roman"/>
+          <w:szCs w:val="28"/>
+          <w:lang w:val="ru-RU" w:eastAsia="x-none"/>
+        </w:rPr>
+        <w:t xml:space="preserve"> логистическую систему, которая изначально разрабатывалась только для автомобильных перевозок. В коде бизнес-логики (например, в классе </w:t>
+      </w:r>
+      <w:proofErr w:type="spellStart"/>
+      <w:r>
+        <w:rPr>
+          <w:rFonts w:eastAsia="Arial" w:cs="Times New Roman"/>
+          <w:szCs w:val="28"/>
+          <w:lang w:val="ru-RU" w:eastAsia="x-none"/>
+        </w:rPr>
+        <w:t>ТранспортныйМенеджер</w:t>
+      </w:r>
+      <w:proofErr w:type="spellEnd"/>
+      <w:r>
+        <w:rPr>
+          <w:rFonts w:eastAsia="Arial" w:cs="Times New Roman"/>
+          <w:szCs w:val="28"/>
+          <w:lang w:val="ru-RU" w:eastAsia="x-none"/>
+        </w:rPr>
+        <w:t xml:space="preserve">) повсеместно создаются объекты класса Грузовик. При расширении бизнеса и необходимости добавить морские перевозки (класс Судно) выясняется, что вся система жестко завязана на специфику наземного транспорта. </w:t>
       </w:r>
       <w:r>
         <w:rPr>
@@ -10881,7 +12182,53 @@
           <w:szCs w:val="28"/>
           <w:lang w:val="ru-RU" w:eastAsia="x-none"/>
         </w:rPr>
-        <w:t>Решение и улучшение структуры (после применения шаблона): При внедрении «Фабричного метода» создается общий интерфейс Транспорт с методом доставить(). Классы Грузовик и Судно реализуют этот интерфейс. Базовый класс логистики объявляется как абстрактный (или создается интерфейс Логистика) и содержит абстрактный фабричный метод создатьТранспорт().</w:t>
+        <w:t xml:space="preserve">Решение и улучшение структуры (после применения шаблона): При внедрении «Фабричного метода» создается общий интерфейс Транспорт с методом </w:t>
+      </w:r>
+      <w:proofErr w:type="gramStart"/>
+      <w:r>
+        <w:rPr>
+          <w:rFonts w:eastAsia="Arial" w:cs="Times New Roman"/>
+          <w:szCs w:val="28"/>
+          <w:lang w:val="ru-RU" w:eastAsia="x-none"/>
+        </w:rPr>
+        <w:t>доставить(</w:t>
+      </w:r>
+      <w:proofErr w:type="gramEnd"/>
+      <w:r>
+        <w:rPr>
+          <w:rFonts w:eastAsia="Arial" w:cs="Times New Roman"/>
+          <w:szCs w:val="28"/>
+          <w:lang w:val="ru-RU" w:eastAsia="x-none"/>
+        </w:rPr>
+        <w:t xml:space="preserve">). Классы Грузовик и Судно реализуют этот интерфейс. Базовый класс логистики объявляется как абстрактный (или создается интерфейс Логистика) и содержит абстрактный фабричный метод </w:t>
+      </w:r>
+      <w:proofErr w:type="spellStart"/>
+      <w:proofErr w:type="gramStart"/>
+      <w:r>
+        <w:rPr>
+          <w:rFonts w:eastAsia="Arial" w:cs="Times New Roman"/>
+          <w:szCs w:val="28"/>
+          <w:lang w:val="ru-RU" w:eastAsia="x-none"/>
+        </w:rPr>
+        <w:t>создатьТранспорт</w:t>
+      </w:r>
+      <w:proofErr w:type="spellEnd"/>
+      <w:r>
+        <w:rPr>
+          <w:rFonts w:eastAsia="Arial" w:cs="Times New Roman"/>
+          <w:szCs w:val="28"/>
+          <w:lang w:val="ru-RU" w:eastAsia="x-none"/>
+        </w:rPr>
+        <w:t>(</w:t>
+      </w:r>
+      <w:proofErr w:type="gramEnd"/>
+      <w:r>
+        <w:rPr>
+          <w:rFonts w:eastAsia="Arial" w:cs="Times New Roman"/>
+          <w:szCs w:val="28"/>
+          <w:lang w:val="ru-RU" w:eastAsia="x-none"/>
+        </w:rPr>
+        <w:t>).</w:t>
       </w:r>
     </w:p>
     <w:p>
@@ -10902,7 +12249,43 @@
           <w:szCs w:val="28"/>
           <w:lang w:val="ru-RU" w:eastAsia="x-none"/>
         </w:rPr>
-        <w:t>Теперь подклассы НаземнаяЛогистика и МорскаяЛогистика сами решают, какой именно объект конструировать. Основная бизнес-логика программы работает исключительно с абстракцией Транспорт.</w:t>
+        <w:t xml:space="preserve">Теперь подклассы </w:t>
+      </w:r>
+      <w:proofErr w:type="spellStart"/>
+      <w:r>
+        <w:rPr>
+          <w:rFonts w:eastAsia="Arial" w:cs="Times New Roman"/>
+          <w:szCs w:val="28"/>
+          <w:lang w:val="ru-RU" w:eastAsia="x-none"/>
+        </w:rPr>
+        <w:t>НаземнаяЛогистика</w:t>
+      </w:r>
+      <w:proofErr w:type="spellEnd"/>
+      <w:r>
+        <w:rPr>
+          <w:rFonts w:eastAsia="Arial" w:cs="Times New Roman"/>
+          <w:szCs w:val="28"/>
+          <w:lang w:val="ru-RU" w:eastAsia="x-none"/>
+        </w:rPr>
+        <w:t xml:space="preserve"> и </w:t>
+      </w:r>
+      <w:proofErr w:type="spellStart"/>
+      <w:r>
+        <w:rPr>
+          <w:rFonts w:eastAsia="Arial" w:cs="Times New Roman"/>
+          <w:szCs w:val="28"/>
+          <w:lang w:val="ru-RU" w:eastAsia="x-none"/>
+        </w:rPr>
+        <w:t>МорскаяЛогистика</w:t>
+      </w:r>
+      <w:proofErr w:type="spellEnd"/>
+      <w:r>
+        <w:rPr>
+          <w:rFonts w:eastAsia="Arial" w:cs="Times New Roman"/>
+          <w:szCs w:val="28"/>
+          <w:lang w:val="ru-RU" w:eastAsia="x-none"/>
+        </w:rPr>
+        <w:t xml:space="preserve"> сами решают, какой именно объект конструировать. Основная бизнес-логика программы работает исключительно с абстракцией Транспорт.</w:t>
       </w:r>
     </w:p>
     <w:p>
@@ -10971,7 +12354,25 @@
           <w:szCs w:val="28"/>
           <w:lang w:val="ru-RU" w:eastAsia="x-none"/>
         </w:rPr>
-        <w:t>Упрощение расширения: для добавления нового вида транспорта (например, авиации) достаточно создать класс Самолет и подкласс АвиаЛогистика, не меняя ни одной строчки в уже существующем коде управления перевозками.</w:t>
+        <w:t xml:space="preserve">Упрощение расширения: для добавления нового вида транспорта (например, авиации) достаточно создать класс Самолет и подкласс </w:t>
+      </w:r>
+      <w:proofErr w:type="spellStart"/>
+      <w:r>
+        <w:rPr>
+          <w:rFonts w:eastAsia="Arial" w:cs="Times New Roman"/>
+          <w:szCs w:val="28"/>
+          <w:lang w:val="ru-RU" w:eastAsia="x-none"/>
+        </w:rPr>
+        <w:t>АвиаЛогистика</w:t>
+      </w:r>
+      <w:proofErr w:type="spellEnd"/>
+      <w:r>
+        <w:rPr>
+          <w:rFonts w:eastAsia="Arial" w:cs="Times New Roman"/>
+          <w:szCs w:val="28"/>
+          <w:lang w:val="ru-RU" w:eastAsia="x-none"/>
+        </w:rPr>
+        <w:t>, не меняя ни одной строчки в уже существующем коде управления перевозками.</w:t>
       </w:r>
     </w:p>
     <w:p>
@@ -11025,7 +12426,25 @@
           <w:szCs w:val="28"/>
           <w:lang w:val="ru-RU" w:eastAsia="x-none"/>
         </w:rPr>
-        <w:t>Шаблон «Адаптер» (Adapter)</w:t>
+        <w:t>Шаблон «Адаптер» (</w:t>
+      </w:r>
+      <w:proofErr w:type="spellStart"/>
+      <w:r>
+        <w:rPr>
+          <w:rFonts w:eastAsia="Arial" w:cs="Times New Roman"/>
+          <w:szCs w:val="28"/>
+          <w:lang w:val="ru-RU" w:eastAsia="x-none"/>
+        </w:rPr>
+        <w:t>Adapter</w:t>
+      </w:r>
+      <w:proofErr w:type="spellEnd"/>
+      <w:r>
+        <w:rPr>
+          <w:rFonts w:eastAsia="Arial" w:cs="Times New Roman"/>
+          <w:szCs w:val="28"/>
+          <w:lang w:val="ru-RU" w:eastAsia="x-none"/>
+        </w:rPr>
+        <w:t>)</w:t>
       </w:r>
     </w:p>
     <w:p>
@@ -11097,7 +12516,25 @@
           <w:szCs w:val="28"/>
           <w:lang w:val="ru-RU" w:eastAsia="x-none"/>
         </w:rPr>
-        <w:t>Шаблон «Фасад» (Facade)</w:t>
+        <w:t>Шаблон «Фасад» (</w:t>
+      </w:r>
+      <w:proofErr w:type="spellStart"/>
+      <w:r>
+        <w:rPr>
+          <w:rFonts w:eastAsia="Arial" w:cs="Times New Roman"/>
+          <w:szCs w:val="28"/>
+          <w:lang w:val="ru-RU" w:eastAsia="x-none"/>
+        </w:rPr>
+        <w:t>Facade</w:t>
+      </w:r>
+      <w:proofErr w:type="spellEnd"/>
+      <w:r>
+        <w:rPr>
+          <w:rFonts w:eastAsia="Arial" w:cs="Times New Roman"/>
+          <w:szCs w:val="28"/>
+          <w:lang w:val="ru-RU" w:eastAsia="x-none"/>
+        </w:rPr>
+        <w:t>)</w:t>
       </w:r>
     </w:p>
     <w:p>
@@ -11139,7 +12576,107 @@
           <w:szCs w:val="28"/>
           <w:lang w:val="ru-RU" w:eastAsia="x-none"/>
         </w:rPr>
-        <w:t>Архитектурное решение: Шаблон «Фасад» предоставляет единый, простой и высокоуровневый интерфейс к сложной подсистеме. Вместо того чтобы заставлять клиентский код вызывать методы классов ПроверкаЗапасов, ПроведениеОплаты, СлужбаДоставки и Логирование, создается один класс ОформлениеЗаказаФасад с единственным методом разместитьЗаказ().</w:t>
+        <w:t xml:space="preserve">Архитектурное решение: Шаблон «Фасад» предоставляет единый, простой и высокоуровневый интерфейс к сложной подсистеме. Вместо того чтобы заставлять клиентский код вызывать методы классов </w:t>
+      </w:r>
+      <w:proofErr w:type="spellStart"/>
+      <w:r>
+        <w:rPr>
+          <w:rFonts w:eastAsia="Arial" w:cs="Times New Roman"/>
+          <w:szCs w:val="28"/>
+          <w:lang w:val="ru-RU" w:eastAsia="x-none"/>
+        </w:rPr>
+        <w:t>ПроверкаЗапасов</w:t>
+      </w:r>
+      <w:proofErr w:type="spellEnd"/>
+      <w:r>
+        <w:rPr>
+          <w:rFonts w:eastAsia="Arial" w:cs="Times New Roman"/>
+          <w:szCs w:val="28"/>
+          <w:lang w:val="ru-RU" w:eastAsia="x-none"/>
+        </w:rPr>
+        <w:t xml:space="preserve">, </w:t>
+      </w:r>
+      <w:proofErr w:type="spellStart"/>
+      <w:r>
+        <w:rPr>
+          <w:rFonts w:eastAsia="Arial" w:cs="Times New Roman"/>
+          <w:szCs w:val="28"/>
+          <w:lang w:val="ru-RU" w:eastAsia="x-none"/>
+        </w:rPr>
+        <w:t>ПроведениеОплаты</w:t>
+      </w:r>
+      <w:proofErr w:type="spellEnd"/>
+      <w:r>
+        <w:rPr>
+          <w:rFonts w:eastAsia="Arial" w:cs="Times New Roman"/>
+          <w:szCs w:val="28"/>
+          <w:lang w:val="ru-RU" w:eastAsia="x-none"/>
+        </w:rPr>
+        <w:t xml:space="preserve">, </w:t>
+      </w:r>
+      <w:proofErr w:type="spellStart"/>
+      <w:r>
+        <w:rPr>
+          <w:rFonts w:eastAsia="Arial" w:cs="Times New Roman"/>
+          <w:szCs w:val="28"/>
+          <w:lang w:val="ru-RU" w:eastAsia="x-none"/>
+        </w:rPr>
+        <w:t>СлужбаДоставки</w:t>
+      </w:r>
+      <w:proofErr w:type="spellEnd"/>
+      <w:r>
+        <w:rPr>
+          <w:rFonts w:eastAsia="Arial" w:cs="Times New Roman"/>
+          <w:szCs w:val="28"/>
+          <w:lang w:val="ru-RU" w:eastAsia="x-none"/>
+        </w:rPr>
+        <w:t xml:space="preserve"> и Логирование, создается один класс </w:t>
+      </w:r>
+      <w:proofErr w:type="spellStart"/>
+      <w:r>
+        <w:rPr>
+          <w:rFonts w:eastAsia="Arial" w:cs="Times New Roman"/>
+          <w:szCs w:val="28"/>
+          <w:lang w:val="ru-RU" w:eastAsia="x-none"/>
+        </w:rPr>
+        <w:t>ОформлениеЗаказаФасад</w:t>
+      </w:r>
+      <w:proofErr w:type="spellEnd"/>
+      <w:r>
+        <w:rPr>
+          <w:rFonts w:eastAsia="Arial" w:cs="Times New Roman"/>
+          <w:szCs w:val="28"/>
+          <w:lang w:val="ru-RU" w:eastAsia="x-none"/>
+        </w:rPr>
+        <w:t xml:space="preserve"> с единственным методом </w:t>
+      </w:r>
+      <w:proofErr w:type="spellStart"/>
+      <w:proofErr w:type="gramStart"/>
+      <w:r>
+        <w:rPr>
+          <w:rFonts w:eastAsia="Arial" w:cs="Times New Roman"/>
+          <w:szCs w:val="28"/>
+          <w:lang w:val="ru-RU" w:eastAsia="x-none"/>
+        </w:rPr>
+        <w:t>разместитьЗаказ</w:t>
+      </w:r>
+      <w:proofErr w:type="spellEnd"/>
+      <w:r>
+        <w:rPr>
+          <w:rFonts w:eastAsia="Arial" w:cs="Times New Roman"/>
+          <w:szCs w:val="28"/>
+          <w:lang w:val="ru-RU" w:eastAsia="x-none"/>
+        </w:rPr>
+        <w:t>(</w:t>
+      </w:r>
+      <w:proofErr w:type="gramEnd"/>
+      <w:r>
+        <w:rPr>
+          <w:rFonts w:eastAsia="Arial" w:cs="Times New Roman"/>
+          <w:szCs w:val="28"/>
+          <w:lang w:val="ru-RU" w:eastAsia="x-none"/>
+        </w:rPr>
+        <w:t>).</w:t>
       </w:r>
     </w:p>
     <w:p>
@@ -11283,7 +12820,43 @@
           <w:szCs w:val="28"/>
           <w:lang w:val="ru-RU" w:eastAsia="x-none"/>
         </w:rPr>
-        <w:t>Одной из самых распространенных проблем «плохого» кода является избыточное использование разветвленных условных операторов (if-else или switch-case) для выбора алгоритма поведения. Такой код быстро разрастается, становится монолитным и сложным для тестирования.</w:t>
+        <w:t>Одной из самых распространенных проблем «плохого» кода является избыточное использование разветвленных условных операторов (</w:t>
+      </w:r>
+      <w:proofErr w:type="spellStart"/>
+      <w:r>
+        <w:rPr>
+          <w:rFonts w:eastAsia="Arial" w:cs="Times New Roman"/>
+          <w:szCs w:val="28"/>
+          <w:lang w:val="ru-RU" w:eastAsia="x-none"/>
+        </w:rPr>
+        <w:t>if-else</w:t>
+      </w:r>
+      <w:proofErr w:type="spellEnd"/>
+      <w:r>
+        <w:rPr>
+          <w:rFonts w:eastAsia="Arial" w:cs="Times New Roman"/>
+          <w:szCs w:val="28"/>
+          <w:lang w:val="ru-RU" w:eastAsia="x-none"/>
+        </w:rPr>
+        <w:t xml:space="preserve"> или </w:t>
+      </w:r>
+      <w:proofErr w:type="spellStart"/>
+      <w:r>
+        <w:rPr>
+          <w:rFonts w:eastAsia="Arial" w:cs="Times New Roman"/>
+          <w:szCs w:val="28"/>
+          <w:lang w:val="ru-RU" w:eastAsia="x-none"/>
+        </w:rPr>
+        <w:t>switch-case</w:t>
+      </w:r>
+      <w:proofErr w:type="spellEnd"/>
+      <w:r>
+        <w:rPr>
+          <w:rFonts w:eastAsia="Arial" w:cs="Times New Roman"/>
+          <w:szCs w:val="28"/>
+          <w:lang w:val="ru-RU" w:eastAsia="x-none"/>
+        </w:rPr>
+        <w:t>) для выбора алгоритма поведения. Такой код быстро разрастается, становится монолитным и сложным для тестирования.</w:t>
       </w:r>
     </w:p>
     <w:p>
@@ -11315,6 +12888,7 @@
         <w:lastRenderedPageBreak/>
         <w:t>алгоритмов, инкапсулирует каждый из них в отдельный класс и делает их взаимозаменяемыми прямо во время выполнения программы (</w:t>
       </w:r>
+      <w:proofErr w:type="spellStart"/>
       <w:r>
         <w:rPr>
           <w:rFonts w:eastAsia="Arial" w:cs="Times New Roman"/>
@@ -11325,6 +12899,7 @@
         </w:rPr>
         <w:t>runtime</w:t>
       </w:r>
+      <w:proofErr w:type="spellEnd"/>
       <w:r>
         <w:rPr>
           <w:rFonts w:eastAsia="Arial" w:cs="Times New Roman"/>
@@ -11352,7 +12927,79 @@
           <w:szCs w:val="28"/>
           <w:lang w:val="ru-RU" w:eastAsia="x-none"/>
         </w:rPr>
-        <w:t>Например, в модуле расчета стоимости доставки вместо одного огромного метода со множеством условий создается интерфейс СтратегияРасчета и его конкретные реализации: ОбычнаяДоставка, ЭкспрессДоставка, МеждународнаяДоставка. Основной класс контекста лишь хранит ссылку на текущую стратегию и делегирует ей выполнение работы.</w:t>
+        <w:t xml:space="preserve">Например, в модуле расчета стоимости доставки вместо одного огромного метода со множеством условий создается интерфейс </w:t>
+      </w:r>
+      <w:proofErr w:type="spellStart"/>
+      <w:r>
+        <w:rPr>
+          <w:rFonts w:eastAsia="Arial" w:cs="Times New Roman"/>
+          <w:szCs w:val="28"/>
+          <w:lang w:val="ru-RU" w:eastAsia="x-none"/>
+        </w:rPr>
+        <w:t>СтратегияРасчета</w:t>
+      </w:r>
+      <w:proofErr w:type="spellEnd"/>
+      <w:r>
+        <w:rPr>
+          <w:rFonts w:eastAsia="Arial" w:cs="Times New Roman"/>
+          <w:szCs w:val="28"/>
+          <w:lang w:val="ru-RU" w:eastAsia="x-none"/>
+        </w:rPr>
+        <w:t xml:space="preserve"> и его конкретные реализации: </w:t>
+      </w:r>
+      <w:proofErr w:type="spellStart"/>
+      <w:r>
+        <w:rPr>
+          <w:rFonts w:eastAsia="Arial" w:cs="Times New Roman"/>
+          <w:szCs w:val="28"/>
+          <w:lang w:val="ru-RU" w:eastAsia="x-none"/>
+        </w:rPr>
+        <w:t>ОбычнаяДоставка</w:t>
+      </w:r>
+      <w:proofErr w:type="spellEnd"/>
+      <w:r>
+        <w:rPr>
+          <w:rFonts w:eastAsia="Arial" w:cs="Times New Roman"/>
+          <w:szCs w:val="28"/>
+          <w:lang w:val="ru-RU" w:eastAsia="x-none"/>
+        </w:rPr>
+        <w:t xml:space="preserve">, </w:t>
+      </w:r>
+      <w:proofErr w:type="spellStart"/>
+      <w:r>
+        <w:rPr>
+          <w:rFonts w:eastAsia="Arial" w:cs="Times New Roman"/>
+          <w:szCs w:val="28"/>
+          <w:lang w:val="ru-RU" w:eastAsia="x-none"/>
+        </w:rPr>
+        <w:t>ЭкспрессДоставка</w:t>
+      </w:r>
+      <w:proofErr w:type="spellEnd"/>
+      <w:r>
+        <w:rPr>
+          <w:rFonts w:eastAsia="Arial" w:cs="Times New Roman"/>
+          <w:szCs w:val="28"/>
+          <w:lang w:val="ru-RU" w:eastAsia="x-none"/>
+        </w:rPr>
+        <w:t xml:space="preserve">, </w:t>
+      </w:r>
+      <w:proofErr w:type="spellStart"/>
+      <w:r>
+        <w:rPr>
+          <w:rFonts w:eastAsia="Arial" w:cs="Times New Roman"/>
+          <w:szCs w:val="28"/>
+          <w:lang w:val="ru-RU" w:eastAsia="x-none"/>
+        </w:rPr>
+        <w:t>МеждународнаяДоставка</w:t>
+      </w:r>
+      <w:proofErr w:type="spellEnd"/>
+      <w:r>
+        <w:rPr>
+          <w:rFonts w:eastAsia="Arial" w:cs="Times New Roman"/>
+          <w:szCs w:val="28"/>
+          <w:lang w:val="ru-RU" w:eastAsia="x-none"/>
+        </w:rPr>
+        <w:t>. Основной класс контекста лишь хранит ссылку на текущую стратегию и делегирует ей выполнение работы.</w:t>
       </w:r>
     </w:p>
     <w:p>
@@ -11457,7 +13104,43 @@
           <w:szCs w:val="28"/>
           <w:lang w:val="ru-RU" w:eastAsia="x-none"/>
         </w:rPr>
-        <w:t>В результате структура кода приобретает слабую связанность (loose coupling): Издатель абсолютно ничего не знает о конкретных классах своих Наблюдателей, их внутреннем устройстве или количестве. Они связаны лишь общим интерфейсом, что позволяет динамически менять конфигурацию системы прямо в процессе ее работы.</w:t>
+        <w:t>В результате структура кода приобретает слабую связанность (</w:t>
+      </w:r>
+      <w:proofErr w:type="spellStart"/>
+      <w:r>
+        <w:rPr>
+          <w:rFonts w:eastAsia="Arial" w:cs="Times New Roman"/>
+          <w:szCs w:val="28"/>
+          <w:lang w:val="ru-RU" w:eastAsia="x-none"/>
+        </w:rPr>
+        <w:t>loose</w:t>
+      </w:r>
+      <w:proofErr w:type="spellEnd"/>
+      <w:r>
+        <w:rPr>
+          <w:rFonts w:eastAsia="Arial" w:cs="Times New Roman"/>
+          <w:szCs w:val="28"/>
+          <w:lang w:val="ru-RU" w:eastAsia="x-none"/>
+        </w:rPr>
+        <w:t xml:space="preserve"> </w:t>
+      </w:r>
+      <w:proofErr w:type="spellStart"/>
+      <w:r>
+        <w:rPr>
+          <w:rFonts w:eastAsia="Arial" w:cs="Times New Roman"/>
+          <w:szCs w:val="28"/>
+          <w:lang w:val="ru-RU" w:eastAsia="x-none"/>
+        </w:rPr>
+        <w:t>coupling</w:t>
+      </w:r>
+      <w:proofErr w:type="spellEnd"/>
+      <w:r>
+        <w:rPr>
+          <w:rFonts w:eastAsia="Arial" w:cs="Times New Roman"/>
+          <w:szCs w:val="28"/>
+          <w:lang w:val="ru-RU" w:eastAsia="x-none"/>
+        </w:rPr>
+        <w:t>): Издатель абсолютно ничего не знает о конкретных классах своих Наблюдателей, их внутреннем устройстве или количестве. Они связаны лишь общим интерфейсом, что позволяет динамически менять конфигурацию системы прямо в процессе ее работы.</w:t>
       </w:r>
     </w:p>
     <w:p>
@@ -11633,9 +13316,22 @@
       </w:pPr>
       <w:bookmarkStart w:id="12" w:name="_Toc231017771"/>
       <w:r>
-        <w:t>3.2. Проблема избыточного проектирования (Overengineering) и антипаттерны</w:t>
+        <w:t>3.2. Проблема избыточного проектирования (</w:t>
+      </w:r>
+      <w:proofErr w:type="spellStart"/>
+      <w:r>
+        <w:t>Overengineering</w:t>
+      </w:r>
+      <w:proofErr w:type="spellEnd"/>
+      <w:r>
+        <w:t xml:space="preserve">) и </w:t>
+      </w:r>
+      <w:proofErr w:type="spellStart"/>
+      <w:r>
+        <w:t>антипаттерны</w:t>
       </w:r>
       <w:bookmarkEnd w:id="12"/>
+      <w:proofErr w:type="spellEnd"/>
     </w:p>
     <w:p>
       <w:pPr>
@@ -11676,7 +13372,25 @@
           <w:szCs w:val="28"/>
           <w:lang w:val="ru-RU" w:eastAsia="x-none"/>
         </w:rPr>
-        <w:t>Это явление получило название Overengineering (избыточное проектирование) — создание неоправданно сложного решения для простой задачи.</w:t>
+        <w:t xml:space="preserve">Это явление получило название </w:t>
+      </w:r>
+      <w:proofErr w:type="spellStart"/>
+      <w:r>
+        <w:rPr>
+          <w:rFonts w:eastAsia="Arial" w:cs="Times New Roman"/>
+          <w:szCs w:val="28"/>
+          <w:lang w:val="ru-RU" w:eastAsia="x-none"/>
+        </w:rPr>
+        <w:t>Overengineering</w:t>
+      </w:r>
+      <w:proofErr w:type="spellEnd"/>
+      <w:r>
+        <w:rPr>
+          <w:rFonts w:eastAsia="Arial" w:cs="Times New Roman"/>
+          <w:szCs w:val="28"/>
+          <w:lang w:val="ru-RU" w:eastAsia="x-none"/>
+        </w:rPr>
+        <w:t xml:space="preserve"> (избыточное проектирование) — создание неоправданно сложного решения для простой задачи.</w:t>
       </w:r>
     </w:p>
     <w:p>
@@ -11742,7 +13456,43 @@
           <w:szCs w:val="28"/>
           <w:lang w:val="ru-RU" w:eastAsia="x-none"/>
         </w:rPr>
-        <w:t>KISS (Keep It Simple, Stupid): Система работает лучше всего, если она остается простой. Усложнять структуру следует только тогда, когда простые решения перестают справляться с требованиями.</w:t>
+        <w:t>KISS (</w:t>
+      </w:r>
+      <w:proofErr w:type="spellStart"/>
+      <w:r>
+        <w:rPr>
+          <w:rFonts w:eastAsia="Arial" w:cs="Times New Roman"/>
+          <w:szCs w:val="28"/>
+          <w:lang w:val="ru-RU" w:eastAsia="x-none"/>
+        </w:rPr>
+        <w:t>Keep</w:t>
+      </w:r>
+      <w:proofErr w:type="spellEnd"/>
+      <w:r>
+        <w:rPr>
+          <w:rFonts w:eastAsia="Arial" w:cs="Times New Roman"/>
+          <w:szCs w:val="28"/>
+          <w:lang w:val="ru-RU" w:eastAsia="x-none"/>
+        </w:rPr>
+        <w:t xml:space="preserve"> It Simple, </w:t>
+      </w:r>
+      <w:proofErr w:type="spellStart"/>
+      <w:r>
+        <w:rPr>
+          <w:rFonts w:eastAsia="Arial" w:cs="Times New Roman"/>
+          <w:szCs w:val="28"/>
+          <w:lang w:val="ru-RU" w:eastAsia="x-none"/>
+        </w:rPr>
+        <w:t>Stupid</w:t>
+      </w:r>
+      <w:proofErr w:type="spellEnd"/>
+      <w:r>
+        <w:rPr>
+          <w:rFonts w:eastAsia="Arial" w:cs="Times New Roman"/>
+          <w:szCs w:val="28"/>
+          <w:lang w:val="ru-RU" w:eastAsia="x-none"/>
+        </w:rPr>
+        <w:t>): Система работает лучше всего, если она остается простой. Усложнять структуру следует только тогда, когда простые решения перестают справляться с требованиями.</w:t>
       </w:r>
     </w:p>
     <w:p>
@@ -11766,7 +13516,61 @@
           <w:szCs w:val="28"/>
           <w:lang w:val="ru-RU" w:eastAsia="x-none"/>
         </w:rPr>
-        <w:t>YAGNI (You Aren't Gonna Need It): Отказ от реализации функционала или архитектурных заделов «на будущее». Часто разработчики внедряют сложные шаблоны, предполагая, что система будет масштабироваться в определенном направлении, однако на практике бизнес-требования меняются, и созданная абстракция остается мертвым грузом, который лишь усложняет поддержку.</w:t>
+        <w:t xml:space="preserve">YAGNI (You </w:t>
+      </w:r>
+      <w:proofErr w:type="spellStart"/>
+      <w:r>
+        <w:rPr>
+          <w:rFonts w:eastAsia="Arial" w:cs="Times New Roman"/>
+          <w:szCs w:val="28"/>
+          <w:lang w:val="ru-RU" w:eastAsia="x-none"/>
+        </w:rPr>
+        <w:t>Aren't</w:t>
+      </w:r>
+      <w:proofErr w:type="spellEnd"/>
+      <w:r>
+        <w:rPr>
+          <w:rFonts w:eastAsia="Arial" w:cs="Times New Roman"/>
+          <w:szCs w:val="28"/>
+          <w:lang w:val="ru-RU" w:eastAsia="x-none"/>
+        </w:rPr>
+        <w:t xml:space="preserve"> </w:t>
+      </w:r>
+      <w:proofErr w:type="spellStart"/>
+      <w:r>
+        <w:rPr>
+          <w:rFonts w:eastAsia="Arial" w:cs="Times New Roman"/>
+          <w:szCs w:val="28"/>
+          <w:lang w:val="ru-RU" w:eastAsia="x-none"/>
+        </w:rPr>
+        <w:t>Gonna</w:t>
+      </w:r>
+      <w:proofErr w:type="spellEnd"/>
+      <w:r>
+        <w:rPr>
+          <w:rFonts w:eastAsia="Arial" w:cs="Times New Roman"/>
+          <w:szCs w:val="28"/>
+          <w:lang w:val="ru-RU" w:eastAsia="x-none"/>
+        </w:rPr>
+        <w:t xml:space="preserve"> </w:t>
+      </w:r>
+      <w:proofErr w:type="spellStart"/>
+      <w:r>
+        <w:rPr>
+          <w:rFonts w:eastAsia="Arial" w:cs="Times New Roman"/>
+          <w:szCs w:val="28"/>
+          <w:lang w:val="ru-RU" w:eastAsia="x-none"/>
+        </w:rPr>
+        <w:t>Need</w:t>
+      </w:r>
+      <w:proofErr w:type="spellEnd"/>
+      <w:r>
+        <w:rPr>
+          <w:rFonts w:eastAsia="Arial" w:cs="Times New Roman"/>
+          <w:szCs w:val="28"/>
+          <w:lang w:val="ru-RU" w:eastAsia="x-none"/>
+        </w:rPr>
+        <w:t xml:space="preserve"> It): Отказ от реализации функционала или архитектурных заделов «на будущее». Часто разработчики внедряют сложные шаблоны, предполагая, что система будет масштабироваться в определенном направлении, однако на практике бизнес-требования меняются, и созданная абстракция остается мертвым грузом, который лишь усложняет поддержку.</w:t>
       </w:r>
     </w:p>
     <w:p>
@@ -11796,7 +13600,25 @@
           <w:lang w:val="ru-RU" w:eastAsia="x-none"/>
         </w:rPr>
         <w:lastRenderedPageBreak/>
-        <w:t>гласит: разработку следует начинать с самого простого, процедурного или базового объектно-ориентированного кода. И только тогда, когда код начинает проявлять признаки «архитектурного запаха» (Code Smells) — например, дублирование логики, неконтролируемое разрастание условных операторов или слишком жесткая связность, препятствующая добавлению новой функции, — программист должен провести рефакторинг (перестройку) проблемного участка, внедрив подходящий шаблон проектирования.</w:t>
+        <w:t xml:space="preserve">гласит: разработку следует начинать с самого простого, процедурного или базового объектно-ориентированного кода. И только тогда, когда код начинает проявлять признаки «архитектурного запаха» (Code </w:t>
+      </w:r>
+      <w:proofErr w:type="spellStart"/>
+      <w:r>
+        <w:rPr>
+          <w:rFonts w:eastAsia="Arial" w:cs="Times New Roman"/>
+          <w:szCs w:val="28"/>
+          <w:lang w:val="ru-RU" w:eastAsia="x-none"/>
+        </w:rPr>
+        <w:t>Smells</w:t>
+      </w:r>
+      <w:proofErr w:type="spellEnd"/>
+      <w:r>
+        <w:rPr>
+          <w:rFonts w:eastAsia="Arial" w:cs="Times New Roman"/>
+          <w:szCs w:val="28"/>
+          <w:lang w:val="ru-RU" w:eastAsia="x-none"/>
+        </w:rPr>
+        <w:t>) — например, дублирование логики, неконтролируемое разрастание условных операторов или слишком жесткая связность, препятствующая добавлению новой функции, — программист должен провести рефакторинг (перестройку) проблемного участка, внедрив подходящий шаблон проектирования.</w:t>
       </w:r>
     </w:p>
     <w:p>
@@ -11931,7 +13753,25 @@
           <w:szCs w:val="28"/>
           <w:lang w:val="ru-RU" w:eastAsia="x-none"/>
         </w:rPr>
-        <w:t>В-третьих, проанализировано влияние шаблонов на процесс разработки. Выявлено, что помимо технических преимуществ, паттерны формируют единый коммуникативный стандарт в команде, значительно ускоряя процессы обсуждения архитектуры и ревью кода. В то же время была обозначена критически важная проблема избыточного проектирования (Overengineering). Использование сложных абстракций ради самих абстракций, вразрез с принципами простоты (KISS) и целесообразности (YAGNI), приводит к деградации структуры проекта.</w:t>
+        <w:t>В-третьих, проанализировано влияние шаблонов на процесс разработки. Выявлено, что помимо технических преимуществ, паттерны формируют единый коммуникативный стандарт в команде, значительно ускоряя процессы обсуждения архитектуры и ревью кода. В то же время была обозначена критически важная проблема избыточного проектирования (</w:t>
+      </w:r>
+      <w:proofErr w:type="spellStart"/>
+      <w:r>
+        <w:rPr>
+          <w:rFonts w:eastAsia="Arial" w:cs="Times New Roman"/>
+          <w:szCs w:val="28"/>
+          <w:lang w:val="ru-RU" w:eastAsia="x-none"/>
+        </w:rPr>
+        <w:t>Overengineering</w:t>
+      </w:r>
+      <w:proofErr w:type="spellEnd"/>
+      <w:r>
+        <w:rPr>
+          <w:rFonts w:eastAsia="Arial" w:cs="Times New Roman"/>
+          <w:szCs w:val="28"/>
+          <w:lang w:val="ru-RU" w:eastAsia="x-none"/>
+        </w:rPr>
+        <w:t>). Использование сложных абстракций ради самих абстракций, вразрез с принципами простоты (KISS) и целесообразности (YAGNI), приводит к деградации структуры проекта.</w:t>
       </w:r>
     </w:p>
     <w:p>
@@ -12015,7 +13855,21 @@
         <w:rPr>
           <w:lang w:val="ru-RU"/>
         </w:rPr>
-        <w:t>Гамма Э., Хелм Р., Джонсон Р., Влиссидес Дж. Приемы объектно-ориентированного проектирования. Паттерны проектирования. — СПб.: Питер, 2020. — 368 с.</w:t>
+        <w:t xml:space="preserve">Гамма Э., Хелм Р., Джонсон Р., </w:t>
+      </w:r>
+      <w:proofErr w:type="spellStart"/>
+      <w:r>
+        <w:rPr>
+          <w:lang w:val="ru-RU"/>
+        </w:rPr>
+        <w:t>Влиссидес</w:t>
+      </w:r>
+      <w:proofErr w:type="spellEnd"/>
+      <w:r>
+        <w:rPr>
+          <w:lang w:val="ru-RU"/>
+        </w:rPr>
+        <w:t xml:space="preserve"> Дж. Приемы объектно-ориентированного проектирования. Паттерны проектирования. — СПб.: Питер, 2020. — 368 с.</w:t>
       </w:r>
     </w:p>
     <w:p>
@@ -12039,7 +13893,21 @@
         <w:rPr>
           <w:lang w:val="ru-RU"/>
         </w:rPr>
-        <w:t>Фримен Э., Робсон Э., Сьерра К., Бейтс Б. Паттерны проектирования (Head First Design Patterns). — СПб.: Питер, 2022. — 656 с.</w:t>
+        <w:t xml:space="preserve">Фримен Э., Робсон Э., Сьерра К., Бейтс Б. Паттерны проектирования (Head First Design </w:t>
+      </w:r>
+      <w:proofErr w:type="spellStart"/>
+      <w:r>
+        <w:rPr>
+          <w:lang w:val="ru-RU"/>
+        </w:rPr>
+        <w:t>Patterns</w:t>
+      </w:r>
+      <w:proofErr w:type="spellEnd"/>
+      <w:r>
+        <w:rPr>
+          <w:lang w:val="ru-RU"/>
+        </w:rPr>
+        <w:t>). — СПб.: Питер, 2022. — 656 с.</w:t>
       </w:r>
     </w:p>
     <w:p>
